--- a/PRDs/entities/Event-Entity-PRD.docx
+++ b/PRDs/entities/Event-Entity-PRD.docx
@@ -309,7 +309,7 @@
                 <w:sz w:val="20"/>
                 <w:szCs w:val="20"/>
               </w:rPr>
-              <w:t xml:space="preserve">1.0</w:t>
+              <w:t xml:space="preserve">1.1</w:t>
             </w:r>
           </w:p>
         </w:tc>
@@ -439,7 +439,7 @@
                 <w:sz w:val="20"/>
                 <w:szCs w:val="20"/>
               </w:rPr>
-              <w:t xml:space="preserve">04-17-26 10:00</w:t>
+              <w:t xml:space="preserve">05-05-26 23:41</w:t>
             </w:r>
           </w:p>
         </w:tc>
@@ -503,7 +503,7 @@
                 <w:sz w:val="20"/>
                 <w:szCs w:val="20"/>
               </w:rPr>
-              <w:t xml:space="preserve">CR Domain PRD v1.0, CR-EVENTS SDO v1.0, CR-EVENTS-MANAGE v1.0, CR-EVENTS-CONVERT v1.0, Entity Inventory v1.4, Contact Entity PRD v1.5, Account Entity PRD v1.5</w:t>
+              <w:t xml:space="preserve">CR Domain PRD v1.0, CR-EVENTS SDO v1.0, CR-EVENTS-MANAGE v1.0, CR-EVENTS-CONVERT v1.0, Entity Inventory v1.4, Contact Entity PRD v1.5, Account Entity PRD v1.5, Zoom Integration Architecture v1.0</w:t>
             </w:r>
           </w:p>
         </w:tc>
@@ -4673,7 +4673,7 @@
                 <w:sz w:val="20"/>
                 <w:szCs w:val="20"/>
               </w:rPr>
-              <w:t xml:space="preserve">Meeting platform URL. Visible via dynamic logic when format is Virtual or Hybrid. Required when format is Virtual or Hybrid and the Event is transitioning to Scheduled. </w:t>
+              <w:t xml:space="preserve">Meeting platform URL. For Events with format = Virtual or Hybrid, this field is system-populated by the Zoom integration bridge service when the Event transitions Draft → Scheduled — set to the Zoom Webinar’s join URL. Visible via dynamic logic when format is Virtual or Hybrid. Required when format is Virtual or Hybrid and the Event is transitioning to Scheduled (the Zoom integration satisfies this requirement automatically; for non-Zoom virtual platforms, the field must be populated manually). </w:t>
             </w:r>
             <w:r>
               <w:rPr>
@@ -4725,7 +4725,33 @@
                 <w:sz w:val="20"/>
                 <w:szCs w:val="20"/>
               </w:rPr>
-              <w:t xml:space="preserve">CR.</w:t>
+              <w:t xml:space="preserve">CR. </w:t>
+            </w:r>
+            <w:r>
+              <w:rPr>
+                <w:rFonts w:ascii="Arial" w:cs="Arial" w:eastAsia="Arial" w:hAnsi="Arial"/>
+                <w:b/>
+                <w:bCs/>
+                <w:i w:val="false"/>
+                <w:iCs w:val="false"/>
+                <w:color w:val="888888"/>
+                <w:sz w:val="20"/>
+                <w:szCs w:val="20"/>
+              </w:rPr>
+              <w:t xml:space="preserve">Implementation: </w:t>
+            </w:r>
+            <w:r>
+              <w:rPr>
+                <w:rFonts w:ascii="Arial" w:cs="Arial" w:eastAsia="Arial" w:hAnsi="Arial"/>
+                <w:b w:val="false"/>
+                <w:bCs w:val="false"/>
+                <w:i w:val="false"/>
+                <w:iCs w:val="false"/>
+                <w:color w:val="888888"/>
+                <w:sz w:val="20"/>
+                <w:szCs w:val="20"/>
+              </w:rPr>
+              <w:t xml:space="preserve">system-populated by Zoom integration when configured; otherwise manually populated. See Zoom Integration Architecture v1.0 §5.1.</w:t>
             </w:r>
           </w:p>
         </w:tc>
@@ -4956,7 +4982,7 @@
                 <w:sz w:val="20"/>
                 <w:szCs w:val="20"/>
               </w:rPr>
-              <w:t xml:space="preserve">Public-facing URL for the registration form. System-populated when the Event transitions from Draft to Scheduled (EVT-DEC-008). Visible via dynamic logic when Event status is not Draft. </w:t>
+              <w:t xml:space="preserve">Public-facing URL for the registration form. For Events with format = Virtual or Hybrid, this field is system-populated by the Zoom integration bridge service when the Event transitions Draft → Scheduled (the Zoom Webinar’s public registration URL). For Events with format = In-Person, the field is system-populated by the CRM-native registration form mechanism on the same transition (EVT-DEC-008). Visible via dynamic logic when Event status is not Draft. </w:t>
             </w:r>
             <w:r>
               <w:rPr>
@@ -5034,7 +5060,7 @@
                 <w:sz w:val="20"/>
                 <w:szCs w:val="20"/>
               </w:rPr>
-              <w:t xml:space="preserve">system-populated, readOnly.</w:t>
+              <w:t xml:space="preserve">system-populated, readOnly. Population source depends on format. See Zoom Integration Architecture v1.0 §5.1.</w:t>
             </w:r>
           </w:p>
         </w:tc>
@@ -6717,6 +6743,1502 @@
       </w:r>
     </w:p>
     <w:p>
+      <w:pPr>
+        <w:pStyle w:val="Heading2"/>
+        <w:spacing w:after="120" w:before="240"/>
+      </w:pPr>
+      <w:r>
+        <w:rPr>
+          <w:rFonts w:ascii="Arial" w:cs="Arial" w:eastAsia="Arial" w:hAnsi="Arial"/>
+          <w:b/>
+          <w:bCs/>
+          <w:i w:val="false"/>
+          <w:iCs w:val="false"/>
+          <w:color w:val="1F3864"/>
+          <w:sz w:val="28"/>
+          <w:szCs w:val="28"/>
+        </w:rPr>
+        <w:t xml:space="preserve">3.5 Zoom Integration</w:t>
+      </w:r>
+    </w:p>
+    <w:p>
+      <w:pPr>
+        <w:spacing w:after="120"/>
+      </w:pPr>
+      <w:r>
+        <w:rPr>
+          <w:rFonts w:ascii="Arial" w:cs="Arial" w:eastAsia="Arial" w:hAnsi="Arial"/>
+          <w:b w:val="false"/>
+          <w:bCs w:val="false"/>
+          <w:i w:val="false"/>
+          <w:iCs w:val="false"/>
+          <w:sz w:val="22"/>
+          <w:szCs w:val="22"/>
+        </w:rPr>
+        <w:t xml:space="preserve">The following fields support automated Zoom Webinar integration for Events with format = Virtual or Hybrid. All four fields are system-populated by the Zoom integration bridge service and are read-only in the CRM UI. Visibility of these fields is driven by format via dynamic logic (Section 5).</w:t>
+      </w:r>
+    </w:p>
+    <w:tbl>
+      <w:tblPr>
+        <w:tblW w:type="dxa" w:w="9360"/>
+        <w:tblBorders>
+          <w:top w:val="single" w:color="auto" w:sz="4"/>
+          <w:left w:val="single" w:color="auto" w:sz="4"/>
+          <w:bottom w:val="single" w:color="auto" w:sz="4"/>
+          <w:right w:val="single" w:color="auto" w:sz="4"/>
+          <w:insideH w:val="single" w:color="auto" w:sz="4"/>
+          <w:insideV w:val="single" w:color="auto" w:sz="4"/>
+        </w:tblBorders>
+      </w:tblPr>
+      <w:tblGrid>
+        <w:gridCol w:w="2200"/>
+        <w:gridCol w:w="1100"/>
+        <w:gridCol w:w="800"/>
+        <w:gridCol w:w="2400"/>
+        <w:gridCol w:w="1000"/>
+        <w:gridCol w:w="1860"/>
+      </w:tblGrid>
+      <w:tr>
+        <w:tc>
+          <w:tcPr>
+            <w:tcW w:type="dxa" w:w="2200"/>
+            <w:tcBorders>
+              <w:top w:val="single" w:color="AAAAAA" w:sz="1"/>
+              <w:left w:val="single" w:color="AAAAAA" w:sz="1"/>
+              <w:bottom w:val="single" w:color="AAAAAA" w:sz="1"/>
+              <w:right w:val="single" w:color="AAAAAA" w:sz="1"/>
+            </w:tcBorders>
+            <w:shd w:fill="1F3864" w:val="clear"/>
+            <w:tcMar>
+              <w:top w:type="dxa" w:w="60"/>
+              <w:left w:type="dxa" w:w="100"/>
+              <w:bottom w:type="dxa" w:w="60"/>
+              <w:right w:type="dxa" w:w="100"/>
+            </w:tcMar>
+          </w:tcPr>
+          <w:p>
+            <w:r>
+              <w:rPr>
+                <w:rFonts w:ascii="Arial" w:cs="Arial" w:eastAsia="Arial" w:hAnsi="Arial"/>
+                <w:b/>
+                <w:bCs/>
+                <w:i w:val="false"/>
+                <w:iCs w:val="false"/>
+                <w:color w:val="FFFFFF"/>
+                <w:sz w:val="20"/>
+                <w:szCs w:val="20"/>
+              </w:rPr>
+              <w:t xml:space="preserve">Field Name</w:t>
+            </w:r>
+          </w:p>
+        </w:tc>
+        <w:tc>
+          <w:tcPr>
+            <w:tcW w:type="dxa" w:w="1100"/>
+            <w:tcBorders>
+              <w:top w:val="single" w:color="AAAAAA" w:sz="1"/>
+              <w:left w:val="single" w:color="AAAAAA" w:sz="1"/>
+              <w:bottom w:val="single" w:color="AAAAAA" w:sz="1"/>
+              <w:right w:val="single" w:color="AAAAAA" w:sz="1"/>
+            </w:tcBorders>
+            <w:shd w:fill="1F3864" w:val="clear"/>
+            <w:tcMar>
+              <w:top w:type="dxa" w:w="60"/>
+              <w:left w:type="dxa" w:w="100"/>
+              <w:bottom w:type="dxa" w:w="60"/>
+              <w:right w:type="dxa" w:w="100"/>
+            </w:tcMar>
+          </w:tcPr>
+          <w:p>
+            <w:r>
+              <w:rPr>
+                <w:rFonts w:ascii="Arial" w:cs="Arial" w:eastAsia="Arial" w:hAnsi="Arial"/>
+                <w:b/>
+                <w:bCs/>
+                <w:i w:val="false"/>
+                <w:iCs w:val="false"/>
+                <w:color w:val="FFFFFF"/>
+                <w:sz w:val="20"/>
+                <w:szCs w:val="20"/>
+              </w:rPr>
+              <w:t xml:space="preserve">Type</w:t>
+            </w:r>
+          </w:p>
+        </w:tc>
+        <w:tc>
+          <w:tcPr>
+            <w:tcW w:type="dxa" w:w="800"/>
+            <w:tcBorders>
+              <w:top w:val="single" w:color="AAAAAA" w:sz="1"/>
+              <w:left w:val="single" w:color="AAAAAA" w:sz="1"/>
+              <w:bottom w:val="single" w:color="AAAAAA" w:sz="1"/>
+              <w:right w:val="single" w:color="AAAAAA" w:sz="1"/>
+            </w:tcBorders>
+            <w:shd w:fill="1F3864" w:val="clear"/>
+            <w:tcMar>
+              <w:top w:type="dxa" w:w="60"/>
+              <w:left w:type="dxa" w:w="100"/>
+              <w:bottom w:type="dxa" w:w="60"/>
+              <w:right w:type="dxa" w:w="100"/>
+            </w:tcMar>
+          </w:tcPr>
+          <w:p>
+            <w:r>
+              <w:rPr>
+                <w:rFonts w:ascii="Arial" w:cs="Arial" w:eastAsia="Arial" w:hAnsi="Arial"/>
+                <w:b/>
+                <w:bCs/>
+                <w:i w:val="false"/>
+                <w:iCs w:val="false"/>
+                <w:color w:val="FFFFFF"/>
+                <w:sz w:val="20"/>
+                <w:szCs w:val="20"/>
+              </w:rPr>
+              <w:t xml:space="preserve">Required</w:t>
+            </w:r>
+          </w:p>
+        </w:tc>
+        <w:tc>
+          <w:tcPr>
+            <w:tcW w:type="dxa" w:w="2400"/>
+            <w:tcBorders>
+              <w:top w:val="single" w:color="AAAAAA" w:sz="1"/>
+              <w:left w:val="single" w:color="AAAAAA" w:sz="1"/>
+              <w:bottom w:val="single" w:color="AAAAAA" w:sz="1"/>
+              <w:right w:val="single" w:color="AAAAAA" w:sz="1"/>
+            </w:tcBorders>
+            <w:shd w:fill="1F3864" w:val="clear"/>
+            <w:tcMar>
+              <w:top w:type="dxa" w:w="60"/>
+              <w:left w:type="dxa" w:w="100"/>
+              <w:bottom w:type="dxa" w:w="60"/>
+              <w:right w:type="dxa" w:w="100"/>
+            </w:tcMar>
+          </w:tcPr>
+          <w:p>
+            <w:r>
+              <w:rPr>
+                <w:rFonts w:ascii="Arial" w:cs="Arial" w:eastAsia="Arial" w:hAnsi="Arial"/>
+                <w:b/>
+                <w:bCs/>
+                <w:i w:val="false"/>
+                <w:iCs w:val="false"/>
+                <w:color w:val="FFFFFF"/>
+                <w:sz w:val="20"/>
+                <w:szCs w:val="20"/>
+              </w:rPr>
+              <w:t xml:space="preserve">Values</w:t>
+            </w:r>
+          </w:p>
+        </w:tc>
+        <w:tc>
+          <w:tcPr>
+            <w:tcW w:type="dxa" w:w="1000"/>
+            <w:tcBorders>
+              <w:top w:val="single" w:color="AAAAAA" w:sz="1"/>
+              <w:left w:val="single" w:color="AAAAAA" w:sz="1"/>
+              <w:bottom w:val="single" w:color="AAAAAA" w:sz="1"/>
+              <w:right w:val="single" w:color="AAAAAA" w:sz="1"/>
+            </w:tcBorders>
+            <w:shd w:fill="1F3864" w:val="clear"/>
+            <w:tcMar>
+              <w:top w:type="dxa" w:w="60"/>
+              <w:left w:type="dxa" w:w="100"/>
+              <w:bottom w:type="dxa" w:w="60"/>
+              <w:right w:type="dxa" w:w="100"/>
+            </w:tcMar>
+          </w:tcPr>
+          <w:p>
+            <w:r>
+              <w:rPr>
+                <w:rFonts w:ascii="Arial" w:cs="Arial" w:eastAsia="Arial" w:hAnsi="Arial"/>
+                <w:b/>
+                <w:bCs/>
+                <w:i w:val="false"/>
+                <w:iCs w:val="false"/>
+                <w:color w:val="FFFFFF"/>
+                <w:sz w:val="20"/>
+                <w:szCs w:val="20"/>
+              </w:rPr>
+              <w:t xml:space="preserve">Default</w:t>
+            </w:r>
+          </w:p>
+        </w:tc>
+        <w:tc>
+          <w:tcPr>
+            <w:tcW w:type="dxa" w:w="1860"/>
+            <w:tcBorders>
+              <w:top w:val="single" w:color="AAAAAA" w:sz="1"/>
+              <w:left w:val="single" w:color="AAAAAA" w:sz="1"/>
+              <w:bottom w:val="single" w:color="AAAAAA" w:sz="1"/>
+              <w:right w:val="single" w:color="AAAAAA" w:sz="1"/>
+            </w:tcBorders>
+            <w:shd w:fill="1F3864" w:val="clear"/>
+            <w:tcMar>
+              <w:top w:type="dxa" w:w="60"/>
+              <w:left w:type="dxa" w:w="100"/>
+              <w:bottom w:type="dxa" w:w="60"/>
+              <w:right w:type="dxa" w:w="100"/>
+            </w:tcMar>
+          </w:tcPr>
+          <w:p>
+            <w:r>
+              <w:rPr>
+                <w:rFonts w:ascii="Arial" w:cs="Arial" w:eastAsia="Arial" w:hAnsi="Arial"/>
+                <w:b/>
+                <w:bCs/>
+                <w:i w:val="false"/>
+                <w:iCs w:val="false"/>
+                <w:color w:val="FFFFFF"/>
+                <w:sz w:val="20"/>
+                <w:szCs w:val="20"/>
+              </w:rPr>
+              <w:t xml:space="preserve">ID</w:t>
+            </w:r>
+          </w:p>
+        </w:tc>
+      </w:tr>
+      <w:tr>
+        <w:tc>
+          <w:tcPr>
+            <w:tcW w:type="dxa" w:w="2200"/>
+            <w:tcBorders>
+              <w:top w:val="single" w:color="AAAAAA" w:sz="1"/>
+              <w:left w:val="single" w:color="AAAAAA" w:sz="1"/>
+              <w:bottom w:val="single" w:color="AAAAAA" w:sz="1"/>
+              <w:right w:val="single" w:color="AAAAAA" w:sz="1"/>
+            </w:tcBorders>
+            <w:tcMar>
+              <w:top w:type="dxa" w:w="60"/>
+              <w:left w:type="dxa" w:w="100"/>
+              <w:bottom w:type="dxa" w:w="60"/>
+              <w:right w:type="dxa" w:w="100"/>
+            </w:tcMar>
+          </w:tcPr>
+          <w:p>
+            <w:r>
+              <w:rPr>
+                <w:rFonts w:ascii="Arial" w:cs="Arial" w:eastAsia="Arial" w:hAnsi="Arial"/>
+                <w:b/>
+                <w:bCs/>
+                <w:i w:val="false"/>
+                <w:iCs w:val="false"/>
+                <w:sz w:val="20"/>
+                <w:szCs w:val="20"/>
+              </w:rPr>
+              <w:t xml:space="preserve">zoomWebinarId</w:t>
+            </w:r>
+          </w:p>
+        </w:tc>
+        <w:tc>
+          <w:tcPr>
+            <w:tcW w:type="dxa" w:w="1100"/>
+            <w:tcBorders>
+              <w:top w:val="single" w:color="AAAAAA" w:sz="1"/>
+              <w:left w:val="single" w:color="AAAAAA" w:sz="1"/>
+              <w:bottom w:val="single" w:color="AAAAAA" w:sz="1"/>
+              <w:right w:val="single" w:color="AAAAAA" w:sz="1"/>
+            </w:tcBorders>
+            <w:tcMar>
+              <w:top w:type="dxa" w:w="60"/>
+              <w:left w:type="dxa" w:w="100"/>
+              <w:bottom w:type="dxa" w:w="60"/>
+              <w:right w:type="dxa" w:w="100"/>
+            </w:tcMar>
+          </w:tcPr>
+          <w:p>
+            <w:r>
+              <w:rPr>
+                <w:rFonts w:ascii="Arial" w:cs="Arial" w:eastAsia="Arial" w:hAnsi="Arial"/>
+                <w:b w:val="false"/>
+                <w:bCs w:val="false"/>
+                <w:i w:val="false"/>
+                <w:iCs w:val="false"/>
+                <w:sz w:val="20"/>
+                <w:szCs w:val="20"/>
+              </w:rPr>
+              <w:t xml:space="preserve">varchar</w:t>
+            </w:r>
+          </w:p>
+        </w:tc>
+        <w:tc>
+          <w:tcPr>
+            <w:tcW w:type="dxa" w:w="800"/>
+            <w:tcBorders>
+              <w:top w:val="single" w:color="AAAAAA" w:sz="1"/>
+              <w:left w:val="single" w:color="AAAAAA" w:sz="1"/>
+              <w:bottom w:val="single" w:color="AAAAAA" w:sz="1"/>
+              <w:right w:val="single" w:color="AAAAAA" w:sz="1"/>
+            </w:tcBorders>
+            <w:tcMar>
+              <w:top w:type="dxa" w:w="60"/>
+              <w:left w:type="dxa" w:w="100"/>
+              <w:bottom w:type="dxa" w:w="60"/>
+              <w:right w:type="dxa" w:w="100"/>
+            </w:tcMar>
+          </w:tcPr>
+          <w:p>
+            <w:r>
+              <w:rPr>
+                <w:rFonts w:ascii="Arial" w:cs="Arial" w:eastAsia="Arial" w:hAnsi="Arial"/>
+                <w:b w:val="false"/>
+                <w:bCs w:val="false"/>
+                <w:i w:val="false"/>
+                <w:iCs w:val="false"/>
+                <w:sz w:val="20"/>
+                <w:szCs w:val="20"/>
+              </w:rPr>
+              <w:t xml:space="preserve">No</w:t>
+            </w:r>
+          </w:p>
+        </w:tc>
+        <w:tc>
+          <w:tcPr>
+            <w:tcW w:type="dxa" w:w="2400"/>
+            <w:tcBorders>
+              <w:top w:val="single" w:color="AAAAAA" w:sz="1"/>
+              <w:left w:val="single" w:color="AAAAAA" w:sz="1"/>
+              <w:bottom w:val="single" w:color="AAAAAA" w:sz="1"/>
+              <w:right w:val="single" w:color="AAAAAA" w:sz="1"/>
+            </w:tcBorders>
+            <w:tcMar>
+              <w:top w:type="dxa" w:w="60"/>
+              <w:left w:type="dxa" w:w="100"/>
+              <w:bottom w:type="dxa" w:w="60"/>
+              <w:right w:type="dxa" w:w="100"/>
+            </w:tcMar>
+          </w:tcPr>
+          <w:p>
+            <w:r>
+              <w:rPr>
+                <w:rFonts w:ascii="Arial" w:cs="Arial" w:eastAsia="Arial" w:hAnsi="Arial"/>
+                <w:b w:val="false"/>
+                <w:bCs w:val="false"/>
+                <w:i w:val="false"/>
+                <w:iCs w:val="false"/>
+                <w:sz w:val="20"/>
+                <w:szCs w:val="20"/>
+              </w:rPr>
+              <w:t xml:space="preserve">—</w:t>
+            </w:r>
+          </w:p>
+        </w:tc>
+        <w:tc>
+          <w:tcPr>
+            <w:tcW w:type="dxa" w:w="1000"/>
+            <w:tcBorders>
+              <w:top w:val="single" w:color="AAAAAA" w:sz="1"/>
+              <w:left w:val="single" w:color="AAAAAA" w:sz="1"/>
+              <w:bottom w:val="single" w:color="AAAAAA" w:sz="1"/>
+              <w:right w:val="single" w:color="AAAAAA" w:sz="1"/>
+            </w:tcBorders>
+            <w:tcMar>
+              <w:top w:type="dxa" w:w="60"/>
+              <w:left w:type="dxa" w:w="100"/>
+              <w:bottom w:type="dxa" w:w="60"/>
+              <w:right w:type="dxa" w:w="100"/>
+            </w:tcMar>
+          </w:tcPr>
+          <w:p>
+            <w:r>
+              <w:rPr>
+                <w:rFonts w:ascii="Arial" w:cs="Arial" w:eastAsia="Arial" w:hAnsi="Arial"/>
+                <w:b w:val="false"/>
+                <w:bCs w:val="false"/>
+                <w:i w:val="false"/>
+                <w:iCs w:val="false"/>
+                <w:sz w:val="20"/>
+                <w:szCs w:val="20"/>
+              </w:rPr>
+              <w:t xml:space="preserve">—</w:t>
+            </w:r>
+          </w:p>
+        </w:tc>
+        <w:tc>
+          <w:tcPr>
+            <w:tcW w:type="dxa" w:w="1860"/>
+            <w:tcBorders>
+              <w:top w:val="single" w:color="AAAAAA" w:sz="1"/>
+              <w:left w:val="single" w:color="AAAAAA" w:sz="1"/>
+              <w:bottom w:val="single" w:color="AAAAAA" w:sz="1"/>
+              <w:right w:val="single" w:color="AAAAAA" w:sz="1"/>
+            </w:tcBorders>
+            <w:tcMar>
+              <w:top w:type="dxa" w:w="60"/>
+              <w:left w:type="dxa" w:w="100"/>
+              <w:bottom w:type="dxa" w:w="60"/>
+              <w:right w:type="dxa" w:w="100"/>
+            </w:tcMar>
+          </w:tcPr>
+          <w:p>
+            <w:r>
+              <w:rPr>
+                <w:rFonts w:ascii="Arial" w:cs="Arial" w:eastAsia="Arial" w:hAnsi="Arial"/>
+                <w:b w:val="false"/>
+                <w:bCs w:val="false"/>
+                <w:i w:val="false"/>
+                <w:iCs w:val="false"/>
+                <w:color w:val="888888"/>
+                <w:sz w:val="16"/>
+                <w:szCs w:val="16"/>
+              </w:rPr>
+              <w:t xml:space="preserve">CR-EVENTS-MANAGE-DAT-034</w:t>
+            </w:r>
+          </w:p>
+        </w:tc>
+      </w:tr>
+      <w:tr>
+        <w:tc>
+          <w:tcPr>
+            <w:tcW w:type="dxa" w:w="9360"/>
+            <w:gridSpan w:val="6"/>
+            <w:tcBorders>
+              <w:top w:val="single" w:color="AAAAAA" w:sz="1"/>
+              <w:left w:val="single" w:color="AAAAAA" w:sz="1"/>
+              <w:bottom w:val="single" w:color="AAAAAA" w:sz="1"/>
+              <w:right w:val="single" w:color="AAAAAA" w:sz="1"/>
+            </w:tcBorders>
+            <w:tcMar>
+              <w:top w:type="dxa" w:w="40"/>
+              <w:left w:type="dxa" w:w="100"/>
+              <w:bottom w:type="dxa" w:w="80"/>
+              <w:right w:type="dxa" w:w="100"/>
+            </w:tcMar>
+          </w:tcPr>
+          <w:p>
+            <w:r>
+              <w:rPr>
+                <w:rFonts w:ascii="Arial" w:cs="Arial" w:eastAsia="Arial" w:hAnsi="Arial"/>
+                <w:b w:val="false"/>
+                <w:bCs w:val="false"/>
+                <w:i w:val="false"/>
+                <w:iCs w:val="false"/>
+                <w:color w:val="888888"/>
+                <w:sz w:val="20"/>
+                <w:szCs w:val="20"/>
+              </w:rPr>
+              <w:t xml:space="preserve">The Zoom-side Webinar ID, system-populated by the Zoom integration bridge service when the Event transitions Draft → Scheduled. Empty for Events with format = In-Person or for Events still in Draft. Read-only after population. </w:t>
+            </w:r>
+            <w:r>
+              <w:rPr>
+                <w:rFonts w:ascii="Arial" w:cs="Arial" w:eastAsia="Arial" w:hAnsi="Arial"/>
+                <w:b/>
+                <w:bCs/>
+                <w:i w:val="false"/>
+                <w:iCs w:val="false"/>
+                <w:color w:val="888888"/>
+                <w:sz w:val="20"/>
+                <w:szCs w:val="20"/>
+              </w:rPr>
+              <w:t xml:space="preserve">Visibility: </w:t>
+            </w:r>
+            <w:r>
+              <w:rPr>
+                <w:rFonts w:ascii="Arial" w:cs="Arial" w:eastAsia="Arial" w:hAnsi="Arial"/>
+                <w:b w:val="false"/>
+                <w:bCs w:val="false"/>
+                <w:i w:val="false"/>
+                <w:iCs w:val="false"/>
+                <w:color w:val="888888"/>
+                <w:sz w:val="20"/>
+                <w:szCs w:val="20"/>
+              </w:rPr>
+              <w:t xml:space="preserve">format = Virtual or Hybrid AND status ≠ Draft. </w:t>
+            </w:r>
+            <w:r>
+              <w:rPr>
+                <w:rFonts w:ascii="Arial" w:cs="Arial" w:eastAsia="Arial" w:hAnsi="Arial"/>
+                <w:b/>
+                <w:bCs/>
+                <w:i w:val="false"/>
+                <w:iCs w:val="false"/>
+                <w:color w:val="888888"/>
+                <w:sz w:val="20"/>
+                <w:szCs w:val="20"/>
+              </w:rPr>
+              <w:t xml:space="preserve">Domains: </w:t>
+            </w:r>
+            <w:r>
+              <w:rPr>
+                <w:rFonts w:ascii="Arial" w:cs="Arial" w:eastAsia="Arial" w:hAnsi="Arial"/>
+                <w:b w:val="false"/>
+                <w:bCs w:val="false"/>
+                <w:i w:val="false"/>
+                <w:iCs w:val="false"/>
+                <w:color w:val="888888"/>
+                <w:sz w:val="20"/>
+                <w:szCs w:val="20"/>
+              </w:rPr>
+              <w:t xml:space="preserve">CR. </w:t>
+            </w:r>
+            <w:r>
+              <w:rPr>
+                <w:rFonts w:ascii="Arial" w:cs="Arial" w:eastAsia="Arial" w:hAnsi="Arial"/>
+                <w:b/>
+                <w:bCs/>
+                <w:i w:val="false"/>
+                <w:iCs w:val="false"/>
+                <w:color w:val="888888"/>
+                <w:sz w:val="20"/>
+                <w:szCs w:val="20"/>
+              </w:rPr>
+              <w:t xml:space="preserve">Implementation: </w:t>
+            </w:r>
+            <w:r>
+              <w:rPr>
+                <w:rFonts w:ascii="Arial" w:cs="Arial" w:eastAsia="Arial" w:hAnsi="Arial"/>
+                <w:b w:val="false"/>
+                <w:bCs w:val="false"/>
+                <w:i w:val="false"/>
+                <w:iCs w:val="false"/>
+                <w:color w:val="888888"/>
+                <w:sz w:val="20"/>
+                <w:szCs w:val="20"/>
+              </w:rPr>
+              <w:t xml:space="preserve">system-populated, readOnly. See Zoom Integration Architecture v1.0 §5.1.</w:t>
+            </w:r>
+          </w:p>
+        </w:tc>
+      </w:tr>
+      <w:tr>
+        <w:tc>
+          <w:tcPr>
+            <w:tcW w:type="dxa" w:w="2200"/>
+            <w:tcBorders>
+              <w:top w:val="single" w:color="AAAAAA" w:sz="1"/>
+              <w:left w:val="single" w:color="AAAAAA" w:sz="1"/>
+              <w:bottom w:val="single" w:color="AAAAAA" w:sz="1"/>
+              <w:right w:val="single" w:color="AAAAAA" w:sz="1"/>
+            </w:tcBorders>
+            <w:shd w:fill="F2F7FB" w:val="clear"/>
+            <w:tcMar>
+              <w:top w:type="dxa" w:w="60"/>
+              <w:left w:type="dxa" w:w="100"/>
+              <w:bottom w:type="dxa" w:w="60"/>
+              <w:right w:type="dxa" w:w="100"/>
+            </w:tcMar>
+          </w:tcPr>
+          <w:p>
+            <w:r>
+              <w:rPr>
+                <w:rFonts w:ascii="Arial" w:cs="Arial" w:eastAsia="Arial" w:hAnsi="Arial"/>
+                <w:b/>
+                <w:bCs/>
+                <w:i w:val="false"/>
+                <w:iCs w:val="false"/>
+                <w:sz w:val="20"/>
+                <w:szCs w:val="20"/>
+              </w:rPr>
+              <w:t xml:space="preserve">zoomHostEmail</w:t>
+            </w:r>
+          </w:p>
+        </w:tc>
+        <w:tc>
+          <w:tcPr>
+            <w:tcW w:type="dxa" w:w="1100"/>
+            <w:tcBorders>
+              <w:top w:val="single" w:color="AAAAAA" w:sz="1"/>
+              <w:left w:val="single" w:color="AAAAAA" w:sz="1"/>
+              <w:bottom w:val="single" w:color="AAAAAA" w:sz="1"/>
+              <w:right w:val="single" w:color="AAAAAA" w:sz="1"/>
+            </w:tcBorders>
+            <w:shd w:fill="F2F7FB" w:val="clear"/>
+            <w:tcMar>
+              <w:top w:type="dxa" w:w="60"/>
+              <w:left w:type="dxa" w:w="100"/>
+              <w:bottom w:type="dxa" w:w="60"/>
+              <w:right w:type="dxa" w:w="100"/>
+            </w:tcMar>
+          </w:tcPr>
+          <w:p>
+            <w:r>
+              <w:rPr>
+                <w:rFonts w:ascii="Arial" w:cs="Arial" w:eastAsia="Arial" w:hAnsi="Arial"/>
+                <w:b w:val="false"/>
+                <w:bCs w:val="false"/>
+                <w:i w:val="false"/>
+                <w:iCs w:val="false"/>
+                <w:sz w:val="20"/>
+                <w:szCs w:val="20"/>
+              </w:rPr>
+              <w:t xml:space="preserve">varchar</w:t>
+            </w:r>
+          </w:p>
+        </w:tc>
+        <w:tc>
+          <w:tcPr>
+            <w:tcW w:type="dxa" w:w="800"/>
+            <w:tcBorders>
+              <w:top w:val="single" w:color="AAAAAA" w:sz="1"/>
+              <w:left w:val="single" w:color="AAAAAA" w:sz="1"/>
+              <w:bottom w:val="single" w:color="AAAAAA" w:sz="1"/>
+              <w:right w:val="single" w:color="AAAAAA" w:sz="1"/>
+            </w:tcBorders>
+            <w:shd w:fill="F2F7FB" w:val="clear"/>
+            <w:tcMar>
+              <w:top w:type="dxa" w:w="60"/>
+              <w:left w:type="dxa" w:w="100"/>
+              <w:bottom w:type="dxa" w:w="60"/>
+              <w:right w:type="dxa" w:w="100"/>
+            </w:tcMar>
+          </w:tcPr>
+          <w:p>
+            <w:r>
+              <w:rPr>
+                <w:rFonts w:ascii="Arial" w:cs="Arial" w:eastAsia="Arial" w:hAnsi="Arial"/>
+                <w:b w:val="false"/>
+                <w:bCs w:val="false"/>
+                <w:i w:val="false"/>
+                <w:iCs w:val="false"/>
+                <w:sz w:val="20"/>
+                <w:szCs w:val="20"/>
+              </w:rPr>
+              <w:t xml:space="preserve">No</w:t>
+            </w:r>
+          </w:p>
+        </w:tc>
+        <w:tc>
+          <w:tcPr>
+            <w:tcW w:type="dxa" w:w="2400"/>
+            <w:tcBorders>
+              <w:top w:val="single" w:color="AAAAAA" w:sz="1"/>
+              <w:left w:val="single" w:color="AAAAAA" w:sz="1"/>
+              <w:bottom w:val="single" w:color="AAAAAA" w:sz="1"/>
+              <w:right w:val="single" w:color="AAAAAA" w:sz="1"/>
+            </w:tcBorders>
+            <w:shd w:fill="F2F7FB" w:val="clear"/>
+            <w:tcMar>
+              <w:top w:type="dxa" w:w="60"/>
+              <w:left w:type="dxa" w:w="100"/>
+              <w:bottom w:type="dxa" w:w="60"/>
+              <w:right w:type="dxa" w:w="100"/>
+            </w:tcMar>
+          </w:tcPr>
+          <w:p>
+            <w:r>
+              <w:rPr>
+                <w:rFonts w:ascii="Arial" w:cs="Arial" w:eastAsia="Arial" w:hAnsi="Arial"/>
+                <w:b w:val="false"/>
+                <w:bCs w:val="false"/>
+                <w:i w:val="false"/>
+                <w:iCs w:val="false"/>
+                <w:sz w:val="20"/>
+                <w:szCs w:val="20"/>
+              </w:rPr>
+              <w:t xml:space="preserve">—</w:t>
+            </w:r>
+          </w:p>
+        </w:tc>
+        <w:tc>
+          <w:tcPr>
+            <w:tcW w:type="dxa" w:w="1000"/>
+            <w:tcBorders>
+              <w:top w:val="single" w:color="AAAAAA" w:sz="1"/>
+              <w:left w:val="single" w:color="AAAAAA" w:sz="1"/>
+              <w:bottom w:val="single" w:color="AAAAAA" w:sz="1"/>
+              <w:right w:val="single" w:color="AAAAAA" w:sz="1"/>
+            </w:tcBorders>
+            <w:shd w:fill="F2F7FB" w:val="clear"/>
+            <w:tcMar>
+              <w:top w:type="dxa" w:w="60"/>
+              <w:left w:type="dxa" w:w="100"/>
+              <w:bottom w:type="dxa" w:w="60"/>
+              <w:right w:type="dxa" w:w="100"/>
+            </w:tcMar>
+          </w:tcPr>
+          <w:p>
+            <w:r>
+              <w:rPr>
+                <w:rFonts w:ascii="Arial" w:cs="Arial" w:eastAsia="Arial" w:hAnsi="Arial"/>
+                <w:b w:val="false"/>
+                <w:bCs w:val="false"/>
+                <w:i w:val="false"/>
+                <w:iCs w:val="false"/>
+                <w:sz w:val="20"/>
+                <w:szCs w:val="20"/>
+              </w:rPr>
+              <w:t xml:space="preserve">—</w:t>
+            </w:r>
+          </w:p>
+        </w:tc>
+        <w:tc>
+          <w:tcPr>
+            <w:tcW w:type="dxa" w:w="1860"/>
+            <w:tcBorders>
+              <w:top w:val="single" w:color="AAAAAA" w:sz="1"/>
+              <w:left w:val="single" w:color="AAAAAA" w:sz="1"/>
+              <w:bottom w:val="single" w:color="AAAAAA" w:sz="1"/>
+              <w:right w:val="single" w:color="AAAAAA" w:sz="1"/>
+            </w:tcBorders>
+            <w:shd w:fill="F2F7FB" w:val="clear"/>
+            <w:tcMar>
+              <w:top w:type="dxa" w:w="60"/>
+              <w:left w:type="dxa" w:w="100"/>
+              <w:bottom w:type="dxa" w:w="60"/>
+              <w:right w:type="dxa" w:w="100"/>
+            </w:tcMar>
+          </w:tcPr>
+          <w:p>
+            <w:r>
+              <w:rPr>
+                <w:rFonts w:ascii="Arial" w:cs="Arial" w:eastAsia="Arial" w:hAnsi="Arial"/>
+                <w:b w:val="false"/>
+                <w:bCs w:val="false"/>
+                <w:i w:val="false"/>
+                <w:iCs w:val="false"/>
+                <w:color w:val="888888"/>
+                <w:sz w:val="16"/>
+                <w:szCs w:val="16"/>
+              </w:rPr>
+              <w:t xml:space="preserve">CR-EVENTS-MANAGE-DAT-035</w:t>
+            </w:r>
+          </w:p>
+        </w:tc>
+      </w:tr>
+      <w:tr>
+        <w:tc>
+          <w:tcPr>
+            <w:tcW w:type="dxa" w:w="9360"/>
+            <w:gridSpan w:val="6"/>
+            <w:tcBorders>
+              <w:top w:val="single" w:color="AAAAAA" w:sz="1"/>
+              <w:left w:val="single" w:color="AAAAAA" w:sz="1"/>
+              <w:bottom w:val="single" w:color="AAAAAA" w:sz="1"/>
+              <w:right w:val="single" w:color="AAAAAA" w:sz="1"/>
+            </w:tcBorders>
+            <w:shd w:fill="F2F7FB" w:val="clear"/>
+            <w:tcMar>
+              <w:top w:type="dxa" w:w="40"/>
+              <w:left w:type="dxa" w:w="100"/>
+              <w:bottom w:type="dxa" w:w="80"/>
+              <w:right w:type="dxa" w:w="100"/>
+            </w:tcMar>
+          </w:tcPr>
+          <w:p>
+            <w:r>
+              <w:rPr>
+                <w:rFonts w:ascii="Arial" w:cs="Arial" w:eastAsia="Arial" w:hAnsi="Arial"/>
+                <w:b w:val="false"/>
+                <w:bCs w:val="false"/>
+                <w:i w:val="false"/>
+                <w:iCs w:val="false"/>
+                <w:color w:val="888888"/>
+                <w:sz w:val="20"/>
+                <w:szCs w:val="20"/>
+              </w:rPr>
+              <w:t xml:space="preserve">The Zoom user under whose account the Webinar was created, system-populated by the Zoom integration bridge service from connector configuration. All Webinars are hosted by a single configured Zoom user regardless of which CRM coordinator created the Event. Read-only. </w:t>
+            </w:r>
+            <w:r>
+              <w:rPr>
+                <w:rFonts w:ascii="Arial" w:cs="Arial" w:eastAsia="Arial" w:hAnsi="Arial"/>
+                <w:b/>
+                <w:bCs/>
+                <w:i w:val="false"/>
+                <w:iCs w:val="false"/>
+                <w:color w:val="888888"/>
+                <w:sz w:val="20"/>
+                <w:szCs w:val="20"/>
+              </w:rPr>
+              <w:t xml:space="preserve">Visibility: </w:t>
+            </w:r>
+            <w:r>
+              <w:rPr>
+                <w:rFonts w:ascii="Arial" w:cs="Arial" w:eastAsia="Arial" w:hAnsi="Arial"/>
+                <w:b w:val="false"/>
+                <w:bCs w:val="false"/>
+                <w:i w:val="false"/>
+                <w:iCs w:val="false"/>
+                <w:color w:val="888888"/>
+                <w:sz w:val="20"/>
+                <w:szCs w:val="20"/>
+              </w:rPr>
+              <w:t xml:space="preserve">format = Virtual or Hybrid AND status ≠ Draft. </w:t>
+            </w:r>
+            <w:r>
+              <w:rPr>
+                <w:rFonts w:ascii="Arial" w:cs="Arial" w:eastAsia="Arial" w:hAnsi="Arial"/>
+                <w:b/>
+                <w:bCs/>
+                <w:i w:val="false"/>
+                <w:iCs w:val="false"/>
+                <w:color w:val="888888"/>
+                <w:sz w:val="20"/>
+                <w:szCs w:val="20"/>
+              </w:rPr>
+              <w:t xml:space="preserve">Domains: </w:t>
+            </w:r>
+            <w:r>
+              <w:rPr>
+                <w:rFonts w:ascii="Arial" w:cs="Arial" w:eastAsia="Arial" w:hAnsi="Arial"/>
+                <w:b w:val="false"/>
+                <w:bCs w:val="false"/>
+                <w:i w:val="false"/>
+                <w:iCs w:val="false"/>
+                <w:color w:val="888888"/>
+                <w:sz w:val="20"/>
+                <w:szCs w:val="20"/>
+              </w:rPr>
+              <w:t xml:space="preserve">CR. </w:t>
+            </w:r>
+            <w:r>
+              <w:rPr>
+                <w:rFonts w:ascii="Arial" w:cs="Arial" w:eastAsia="Arial" w:hAnsi="Arial"/>
+                <w:b/>
+                <w:bCs/>
+                <w:i w:val="false"/>
+                <w:iCs w:val="false"/>
+                <w:color w:val="888888"/>
+                <w:sz w:val="20"/>
+                <w:szCs w:val="20"/>
+              </w:rPr>
+              <w:t xml:space="preserve">Implementation: </w:t>
+            </w:r>
+            <w:r>
+              <w:rPr>
+                <w:rFonts w:ascii="Arial" w:cs="Arial" w:eastAsia="Arial" w:hAnsi="Arial"/>
+                <w:b w:val="false"/>
+                <w:bCs w:val="false"/>
+                <w:i w:val="false"/>
+                <w:iCs w:val="false"/>
+                <w:color w:val="888888"/>
+                <w:sz w:val="20"/>
+                <w:szCs w:val="20"/>
+              </w:rPr>
+              <w:t xml:space="preserve">system-populated, readOnly.</w:t>
+            </w:r>
+          </w:p>
+        </w:tc>
+      </w:tr>
+      <w:tr>
+        <w:tc>
+          <w:tcPr>
+            <w:tcW w:type="dxa" w:w="2200"/>
+            <w:tcBorders>
+              <w:top w:val="single" w:color="AAAAAA" w:sz="1"/>
+              <w:left w:val="single" w:color="AAAAAA" w:sz="1"/>
+              <w:bottom w:val="single" w:color="AAAAAA" w:sz="1"/>
+              <w:right w:val="single" w:color="AAAAAA" w:sz="1"/>
+            </w:tcBorders>
+            <w:tcMar>
+              <w:top w:type="dxa" w:w="60"/>
+              <w:left w:type="dxa" w:w="100"/>
+              <w:bottom w:type="dxa" w:w="60"/>
+              <w:right w:type="dxa" w:w="100"/>
+            </w:tcMar>
+          </w:tcPr>
+          <w:p>
+            <w:r>
+              <w:rPr>
+                <w:rFonts w:ascii="Arial" w:cs="Arial" w:eastAsia="Arial" w:hAnsi="Arial"/>
+                <w:b/>
+                <w:bCs/>
+                <w:i w:val="false"/>
+                <w:iCs w:val="false"/>
+                <w:sz w:val="20"/>
+                <w:szCs w:val="20"/>
+              </w:rPr>
+              <w:t xml:space="preserve">attendanceCapturedAt</w:t>
+            </w:r>
+          </w:p>
+        </w:tc>
+        <w:tc>
+          <w:tcPr>
+            <w:tcW w:type="dxa" w:w="1100"/>
+            <w:tcBorders>
+              <w:top w:val="single" w:color="AAAAAA" w:sz="1"/>
+              <w:left w:val="single" w:color="AAAAAA" w:sz="1"/>
+              <w:bottom w:val="single" w:color="AAAAAA" w:sz="1"/>
+              <w:right w:val="single" w:color="AAAAAA" w:sz="1"/>
+            </w:tcBorders>
+            <w:tcMar>
+              <w:top w:type="dxa" w:w="60"/>
+              <w:left w:type="dxa" w:w="100"/>
+              <w:bottom w:type="dxa" w:w="60"/>
+              <w:right w:type="dxa" w:w="100"/>
+            </w:tcMar>
+          </w:tcPr>
+          <w:p>
+            <w:r>
+              <w:rPr>
+                <w:rFonts w:ascii="Arial" w:cs="Arial" w:eastAsia="Arial" w:hAnsi="Arial"/>
+                <w:b w:val="false"/>
+                <w:bCs w:val="false"/>
+                <w:i w:val="false"/>
+                <w:iCs w:val="false"/>
+                <w:sz w:val="20"/>
+                <w:szCs w:val="20"/>
+              </w:rPr>
+              <w:t xml:space="preserve">datetime</w:t>
+            </w:r>
+          </w:p>
+        </w:tc>
+        <w:tc>
+          <w:tcPr>
+            <w:tcW w:type="dxa" w:w="800"/>
+            <w:tcBorders>
+              <w:top w:val="single" w:color="AAAAAA" w:sz="1"/>
+              <w:left w:val="single" w:color="AAAAAA" w:sz="1"/>
+              <w:bottom w:val="single" w:color="AAAAAA" w:sz="1"/>
+              <w:right w:val="single" w:color="AAAAAA" w:sz="1"/>
+            </w:tcBorders>
+            <w:tcMar>
+              <w:top w:type="dxa" w:w="60"/>
+              <w:left w:type="dxa" w:w="100"/>
+              <w:bottom w:type="dxa" w:w="60"/>
+              <w:right w:type="dxa" w:w="100"/>
+            </w:tcMar>
+          </w:tcPr>
+          <w:p>
+            <w:r>
+              <w:rPr>
+                <w:rFonts w:ascii="Arial" w:cs="Arial" w:eastAsia="Arial" w:hAnsi="Arial"/>
+                <w:b w:val="false"/>
+                <w:bCs w:val="false"/>
+                <w:i w:val="false"/>
+                <w:iCs w:val="false"/>
+                <w:sz w:val="20"/>
+                <w:szCs w:val="20"/>
+              </w:rPr>
+              <w:t xml:space="preserve">No</w:t>
+            </w:r>
+          </w:p>
+        </w:tc>
+        <w:tc>
+          <w:tcPr>
+            <w:tcW w:type="dxa" w:w="2400"/>
+            <w:tcBorders>
+              <w:top w:val="single" w:color="AAAAAA" w:sz="1"/>
+              <w:left w:val="single" w:color="AAAAAA" w:sz="1"/>
+              <w:bottom w:val="single" w:color="AAAAAA" w:sz="1"/>
+              <w:right w:val="single" w:color="AAAAAA" w:sz="1"/>
+            </w:tcBorders>
+            <w:tcMar>
+              <w:top w:type="dxa" w:w="60"/>
+              <w:left w:type="dxa" w:w="100"/>
+              <w:bottom w:type="dxa" w:w="60"/>
+              <w:right w:type="dxa" w:w="100"/>
+            </w:tcMar>
+          </w:tcPr>
+          <w:p>
+            <w:r>
+              <w:rPr>
+                <w:rFonts w:ascii="Arial" w:cs="Arial" w:eastAsia="Arial" w:hAnsi="Arial"/>
+                <w:b w:val="false"/>
+                <w:bCs w:val="false"/>
+                <w:i w:val="false"/>
+                <w:iCs w:val="false"/>
+                <w:sz w:val="20"/>
+                <w:szCs w:val="20"/>
+              </w:rPr>
+              <w:t xml:space="preserve">—</w:t>
+            </w:r>
+          </w:p>
+        </w:tc>
+        <w:tc>
+          <w:tcPr>
+            <w:tcW w:type="dxa" w:w="1000"/>
+            <w:tcBorders>
+              <w:top w:val="single" w:color="AAAAAA" w:sz="1"/>
+              <w:left w:val="single" w:color="AAAAAA" w:sz="1"/>
+              <w:bottom w:val="single" w:color="AAAAAA" w:sz="1"/>
+              <w:right w:val="single" w:color="AAAAAA" w:sz="1"/>
+            </w:tcBorders>
+            <w:tcMar>
+              <w:top w:type="dxa" w:w="60"/>
+              <w:left w:type="dxa" w:w="100"/>
+              <w:bottom w:type="dxa" w:w="60"/>
+              <w:right w:type="dxa" w:w="100"/>
+            </w:tcMar>
+          </w:tcPr>
+          <w:p>
+            <w:r>
+              <w:rPr>
+                <w:rFonts w:ascii="Arial" w:cs="Arial" w:eastAsia="Arial" w:hAnsi="Arial"/>
+                <w:b w:val="false"/>
+                <w:bCs w:val="false"/>
+                <w:i w:val="false"/>
+                <w:iCs w:val="false"/>
+                <w:sz w:val="20"/>
+                <w:szCs w:val="20"/>
+              </w:rPr>
+              <w:t xml:space="preserve">—</w:t>
+            </w:r>
+          </w:p>
+        </w:tc>
+        <w:tc>
+          <w:tcPr>
+            <w:tcW w:type="dxa" w:w="1860"/>
+            <w:tcBorders>
+              <w:top w:val="single" w:color="AAAAAA" w:sz="1"/>
+              <w:left w:val="single" w:color="AAAAAA" w:sz="1"/>
+              <w:bottom w:val="single" w:color="AAAAAA" w:sz="1"/>
+              <w:right w:val="single" w:color="AAAAAA" w:sz="1"/>
+            </w:tcBorders>
+            <w:tcMar>
+              <w:top w:type="dxa" w:w="60"/>
+              <w:left w:type="dxa" w:w="100"/>
+              <w:bottom w:type="dxa" w:w="60"/>
+              <w:right w:type="dxa" w:w="100"/>
+            </w:tcMar>
+          </w:tcPr>
+          <w:p>
+            <w:r>
+              <w:rPr>
+                <w:rFonts w:ascii="Arial" w:cs="Arial" w:eastAsia="Arial" w:hAnsi="Arial"/>
+                <w:b w:val="false"/>
+                <w:bCs w:val="false"/>
+                <w:i w:val="false"/>
+                <w:iCs w:val="false"/>
+                <w:color w:val="888888"/>
+                <w:sz w:val="16"/>
+                <w:szCs w:val="16"/>
+              </w:rPr>
+              <w:t xml:space="preserve">CR-EVENTS-MANAGE-DAT-036</w:t>
+            </w:r>
+          </w:p>
+        </w:tc>
+      </w:tr>
+      <w:tr>
+        <w:tc>
+          <w:tcPr>
+            <w:tcW w:type="dxa" w:w="9360"/>
+            <w:gridSpan w:val="6"/>
+            <w:tcBorders>
+              <w:top w:val="single" w:color="AAAAAA" w:sz="1"/>
+              <w:left w:val="single" w:color="AAAAAA" w:sz="1"/>
+              <w:bottom w:val="single" w:color="AAAAAA" w:sz="1"/>
+              <w:right w:val="single" w:color="AAAAAA" w:sz="1"/>
+            </w:tcBorders>
+            <w:tcMar>
+              <w:top w:type="dxa" w:w="40"/>
+              <w:left w:type="dxa" w:w="100"/>
+              <w:bottom w:type="dxa" w:w="80"/>
+              <w:right w:type="dxa" w:w="100"/>
+            </w:tcMar>
+          </w:tcPr>
+          <w:p>
+            <w:r>
+              <w:rPr>
+                <w:rFonts w:ascii="Arial" w:cs="Arial" w:eastAsia="Arial" w:hAnsi="Arial"/>
+                <w:b w:val="false"/>
+                <w:bCs w:val="false"/>
+                <w:i w:val="false"/>
+                <w:iCs w:val="false"/>
+                <w:color w:val="888888"/>
+                <w:sz w:val="20"/>
+                <w:szCs w:val="20"/>
+              </w:rPr>
+              <w:t xml:space="preserve">Timestamp set by the Zoom integration bridge service when the post-Webinar attendance capture flow completes successfully. A non-null value indicates that EventRegistration.attendanceStatus has been written for all participants. Acts as the idempotency key — subsequent inbound triggers (Zoom webhook OR polling safety net) are no-ops once this field is set. Read-only. </w:t>
+            </w:r>
+            <w:r>
+              <w:rPr>
+                <w:rFonts w:ascii="Arial" w:cs="Arial" w:eastAsia="Arial" w:hAnsi="Arial"/>
+                <w:b/>
+                <w:bCs/>
+                <w:i w:val="false"/>
+                <w:iCs w:val="false"/>
+                <w:color w:val="888888"/>
+                <w:sz w:val="20"/>
+                <w:szCs w:val="20"/>
+              </w:rPr>
+              <w:t xml:space="preserve">Visibility: </w:t>
+            </w:r>
+            <w:r>
+              <w:rPr>
+                <w:rFonts w:ascii="Arial" w:cs="Arial" w:eastAsia="Arial" w:hAnsi="Arial"/>
+                <w:b w:val="false"/>
+                <w:bCs w:val="false"/>
+                <w:i w:val="false"/>
+                <w:iCs w:val="false"/>
+                <w:color w:val="888888"/>
+                <w:sz w:val="20"/>
+                <w:szCs w:val="20"/>
+              </w:rPr>
+              <w:t xml:space="preserve">format = Virtual or Hybrid AND status = Completed. </w:t>
+            </w:r>
+            <w:r>
+              <w:rPr>
+                <w:rFonts w:ascii="Arial" w:cs="Arial" w:eastAsia="Arial" w:hAnsi="Arial"/>
+                <w:b/>
+                <w:bCs/>
+                <w:i w:val="false"/>
+                <w:iCs w:val="false"/>
+                <w:color w:val="888888"/>
+                <w:sz w:val="20"/>
+                <w:szCs w:val="20"/>
+              </w:rPr>
+              <w:t xml:space="preserve">Domains: </w:t>
+            </w:r>
+            <w:r>
+              <w:rPr>
+                <w:rFonts w:ascii="Arial" w:cs="Arial" w:eastAsia="Arial" w:hAnsi="Arial"/>
+                <w:b w:val="false"/>
+                <w:bCs w:val="false"/>
+                <w:i w:val="false"/>
+                <w:iCs w:val="false"/>
+                <w:color w:val="888888"/>
+                <w:sz w:val="20"/>
+                <w:szCs w:val="20"/>
+              </w:rPr>
+              <w:t xml:space="preserve">CR. </w:t>
+            </w:r>
+            <w:r>
+              <w:rPr>
+                <w:rFonts w:ascii="Arial" w:cs="Arial" w:eastAsia="Arial" w:hAnsi="Arial"/>
+                <w:b/>
+                <w:bCs/>
+                <w:i w:val="false"/>
+                <w:iCs w:val="false"/>
+                <w:color w:val="888888"/>
+                <w:sz w:val="20"/>
+                <w:szCs w:val="20"/>
+              </w:rPr>
+              <w:t xml:space="preserve">Implementation: </w:t>
+            </w:r>
+            <w:r>
+              <w:rPr>
+                <w:rFonts w:ascii="Arial" w:cs="Arial" w:eastAsia="Arial" w:hAnsi="Arial"/>
+                <w:b w:val="false"/>
+                <w:bCs w:val="false"/>
+                <w:i w:val="false"/>
+                <w:iCs w:val="false"/>
+                <w:color w:val="888888"/>
+                <w:sz w:val="20"/>
+                <w:szCs w:val="20"/>
+              </w:rPr>
+              <w:t xml:space="preserve">system-populated, readOnly. See Zoom Integration Architecture v1.0 §5.7.</w:t>
+            </w:r>
+          </w:p>
+        </w:tc>
+      </w:tr>
+      <w:tr>
+        <w:tc>
+          <w:tcPr>
+            <w:tcW w:type="dxa" w:w="2200"/>
+            <w:tcBorders>
+              <w:top w:val="single" w:color="AAAAAA" w:sz="1"/>
+              <w:left w:val="single" w:color="AAAAAA" w:sz="1"/>
+              <w:bottom w:val="single" w:color="AAAAAA" w:sz="1"/>
+              <w:right w:val="single" w:color="AAAAAA" w:sz="1"/>
+            </w:tcBorders>
+            <w:shd w:fill="F2F7FB" w:val="clear"/>
+            <w:tcMar>
+              <w:top w:type="dxa" w:w="60"/>
+              <w:left w:type="dxa" w:w="100"/>
+              <w:bottom w:type="dxa" w:w="60"/>
+              <w:right w:type="dxa" w:w="100"/>
+            </w:tcMar>
+          </w:tcPr>
+          <w:p>
+            <w:r>
+              <w:rPr>
+                <w:rFonts w:ascii="Arial" w:cs="Arial" w:eastAsia="Arial" w:hAnsi="Arial"/>
+                <w:b/>
+                <w:bCs/>
+                <w:i w:val="false"/>
+                <w:iCs w:val="false"/>
+                <w:sz w:val="20"/>
+                <w:szCs w:val="20"/>
+              </w:rPr>
+              <w:t xml:space="preserve">zoomLastSyncedAt</w:t>
+            </w:r>
+          </w:p>
+        </w:tc>
+        <w:tc>
+          <w:tcPr>
+            <w:tcW w:type="dxa" w:w="1100"/>
+            <w:tcBorders>
+              <w:top w:val="single" w:color="AAAAAA" w:sz="1"/>
+              <w:left w:val="single" w:color="AAAAAA" w:sz="1"/>
+              <w:bottom w:val="single" w:color="AAAAAA" w:sz="1"/>
+              <w:right w:val="single" w:color="AAAAAA" w:sz="1"/>
+            </w:tcBorders>
+            <w:shd w:fill="F2F7FB" w:val="clear"/>
+            <w:tcMar>
+              <w:top w:type="dxa" w:w="60"/>
+              <w:left w:type="dxa" w:w="100"/>
+              <w:bottom w:type="dxa" w:w="60"/>
+              <w:right w:type="dxa" w:w="100"/>
+            </w:tcMar>
+          </w:tcPr>
+          <w:p>
+            <w:r>
+              <w:rPr>
+                <w:rFonts w:ascii="Arial" w:cs="Arial" w:eastAsia="Arial" w:hAnsi="Arial"/>
+                <w:b w:val="false"/>
+                <w:bCs w:val="false"/>
+                <w:i w:val="false"/>
+                <w:iCs w:val="false"/>
+                <w:sz w:val="20"/>
+                <w:szCs w:val="20"/>
+              </w:rPr>
+              <w:t xml:space="preserve">datetime</w:t>
+            </w:r>
+          </w:p>
+        </w:tc>
+        <w:tc>
+          <w:tcPr>
+            <w:tcW w:type="dxa" w:w="800"/>
+            <w:tcBorders>
+              <w:top w:val="single" w:color="AAAAAA" w:sz="1"/>
+              <w:left w:val="single" w:color="AAAAAA" w:sz="1"/>
+              <w:bottom w:val="single" w:color="AAAAAA" w:sz="1"/>
+              <w:right w:val="single" w:color="AAAAAA" w:sz="1"/>
+            </w:tcBorders>
+            <w:shd w:fill="F2F7FB" w:val="clear"/>
+            <w:tcMar>
+              <w:top w:type="dxa" w:w="60"/>
+              <w:left w:type="dxa" w:w="100"/>
+              <w:bottom w:type="dxa" w:w="60"/>
+              <w:right w:type="dxa" w:w="100"/>
+            </w:tcMar>
+          </w:tcPr>
+          <w:p>
+            <w:r>
+              <w:rPr>
+                <w:rFonts w:ascii="Arial" w:cs="Arial" w:eastAsia="Arial" w:hAnsi="Arial"/>
+                <w:b w:val="false"/>
+                <w:bCs w:val="false"/>
+                <w:i w:val="false"/>
+                <w:iCs w:val="false"/>
+                <w:sz w:val="20"/>
+                <w:szCs w:val="20"/>
+              </w:rPr>
+              <w:t xml:space="preserve">No</w:t>
+            </w:r>
+          </w:p>
+        </w:tc>
+        <w:tc>
+          <w:tcPr>
+            <w:tcW w:type="dxa" w:w="2400"/>
+            <w:tcBorders>
+              <w:top w:val="single" w:color="AAAAAA" w:sz="1"/>
+              <w:left w:val="single" w:color="AAAAAA" w:sz="1"/>
+              <w:bottom w:val="single" w:color="AAAAAA" w:sz="1"/>
+              <w:right w:val="single" w:color="AAAAAA" w:sz="1"/>
+            </w:tcBorders>
+            <w:shd w:fill="F2F7FB" w:val="clear"/>
+            <w:tcMar>
+              <w:top w:type="dxa" w:w="60"/>
+              <w:left w:type="dxa" w:w="100"/>
+              <w:bottom w:type="dxa" w:w="60"/>
+              <w:right w:type="dxa" w:w="100"/>
+            </w:tcMar>
+          </w:tcPr>
+          <w:p>
+            <w:r>
+              <w:rPr>
+                <w:rFonts w:ascii="Arial" w:cs="Arial" w:eastAsia="Arial" w:hAnsi="Arial"/>
+                <w:b w:val="false"/>
+                <w:bCs w:val="false"/>
+                <w:i w:val="false"/>
+                <w:iCs w:val="false"/>
+                <w:sz w:val="20"/>
+                <w:szCs w:val="20"/>
+              </w:rPr>
+              <w:t xml:space="preserve">—</w:t>
+            </w:r>
+          </w:p>
+        </w:tc>
+        <w:tc>
+          <w:tcPr>
+            <w:tcW w:type="dxa" w:w="1000"/>
+            <w:tcBorders>
+              <w:top w:val="single" w:color="AAAAAA" w:sz="1"/>
+              <w:left w:val="single" w:color="AAAAAA" w:sz="1"/>
+              <w:bottom w:val="single" w:color="AAAAAA" w:sz="1"/>
+              <w:right w:val="single" w:color="AAAAAA" w:sz="1"/>
+            </w:tcBorders>
+            <w:shd w:fill="F2F7FB" w:val="clear"/>
+            <w:tcMar>
+              <w:top w:type="dxa" w:w="60"/>
+              <w:left w:type="dxa" w:w="100"/>
+              <w:bottom w:type="dxa" w:w="60"/>
+              <w:right w:type="dxa" w:w="100"/>
+            </w:tcMar>
+          </w:tcPr>
+          <w:p>
+            <w:r>
+              <w:rPr>
+                <w:rFonts w:ascii="Arial" w:cs="Arial" w:eastAsia="Arial" w:hAnsi="Arial"/>
+                <w:b w:val="false"/>
+                <w:bCs w:val="false"/>
+                <w:i w:val="false"/>
+                <w:iCs w:val="false"/>
+                <w:sz w:val="20"/>
+                <w:szCs w:val="20"/>
+              </w:rPr>
+              <w:t xml:space="preserve">—</w:t>
+            </w:r>
+          </w:p>
+        </w:tc>
+        <w:tc>
+          <w:tcPr>
+            <w:tcW w:type="dxa" w:w="1860"/>
+            <w:tcBorders>
+              <w:top w:val="single" w:color="AAAAAA" w:sz="1"/>
+              <w:left w:val="single" w:color="AAAAAA" w:sz="1"/>
+              <w:bottom w:val="single" w:color="AAAAAA" w:sz="1"/>
+              <w:right w:val="single" w:color="AAAAAA" w:sz="1"/>
+            </w:tcBorders>
+            <w:shd w:fill="F2F7FB" w:val="clear"/>
+            <w:tcMar>
+              <w:top w:type="dxa" w:w="60"/>
+              <w:left w:type="dxa" w:w="100"/>
+              <w:bottom w:type="dxa" w:w="60"/>
+              <w:right w:type="dxa" w:w="100"/>
+            </w:tcMar>
+          </w:tcPr>
+          <w:p>
+            <w:r>
+              <w:rPr>
+                <w:rFonts w:ascii="Arial" w:cs="Arial" w:eastAsia="Arial" w:hAnsi="Arial"/>
+                <w:b w:val="false"/>
+                <w:bCs w:val="false"/>
+                <w:i w:val="false"/>
+                <w:iCs w:val="false"/>
+                <w:color w:val="888888"/>
+                <w:sz w:val="16"/>
+                <w:szCs w:val="16"/>
+              </w:rPr>
+              <w:t xml:space="preserve">CR-EVENTS-MANAGE-DAT-037</w:t>
+            </w:r>
+          </w:p>
+        </w:tc>
+      </w:tr>
+      <w:tr>
+        <w:tc>
+          <w:tcPr>
+            <w:tcW w:type="dxa" w:w="9360"/>
+            <w:gridSpan w:val="6"/>
+            <w:tcBorders>
+              <w:top w:val="single" w:color="AAAAAA" w:sz="1"/>
+              <w:left w:val="single" w:color="AAAAAA" w:sz="1"/>
+              <w:bottom w:val="single" w:color="AAAAAA" w:sz="1"/>
+              <w:right w:val="single" w:color="AAAAAA" w:sz="1"/>
+            </w:tcBorders>
+            <w:shd w:fill="F2F7FB" w:val="clear"/>
+            <w:tcMar>
+              <w:top w:type="dxa" w:w="40"/>
+              <w:left w:type="dxa" w:w="100"/>
+              <w:bottom w:type="dxa" w:w="80"/>
+              <w:right w:type="dxa" w:w="100"/>
+            </w:tcMar>
+          </w:tcPr>
+          <w:p>
+            <w:r>
+              <w:rPr>
+                <w:rFonts w:ascii="Arial" w:cs="Arial" w:eastAsia="Arial" w:hAnsi="Arial"/>
+                <w:b w:val="false"/>
+                <w:bCs w:val="false"/>
+                <w:i w:val="false"/>
+                <w:iCs w:val="false"/>
+                <w:color w:val="888888"/>
+                <w:sz w:val="20"/>
+                <w:szCs w:val="20"/>
+              </w:rPr>
+              <w:t xml:space="preserve">Timestamp updated by the Zoom integration bridge service after every successful outbound sync of Event field changes (name, dateStart, duration, description, timezone) to the Zoom Webinar. Lets operators see when the Webinar was last reconciled with the CRM record. Read-only. </w:t>
+            </w:r>
+            <w:r>
+              <w:rPr>
+                <w:rFonts w:ascii="Arial" w:cs="Arial" w:eastAsia="Arial" w:hAnsi="Arial"/>
+                <w:b/>
+                <w:bCs/>
+                <w:i w:val="false"/>
+                <w:iCs w:val="false"/>
+                <w:color w:val="888888"/>
+                <w:sz w:val="20"/>
+                <w:szCs w:val="20"/>
+              </w:rPr>
+              <w:t xml:space="preserve">Visibility: </w:t>
+            </w:r>
+            <w:r>
+              <w:rPr>
+                <w:rFonts w:ascii="Arial" w:cs="Arial" w:eastAsia="Arial" w:hAnsi="Arial"/>
+                <w:b w:val="false"/>
+                <w:bCs w:val="false"/>
+                <w:i w:val="false"/>
+                <w:iCs w:val="false"/>
+                <w:color w:val="888888"/>
+                <w:sz w:val="20"/>
+                <w:szCs w:val="20"/>
+              </w:rPr>
+              <w:t xml:space="preserve">format = Virtual or Hybrid AND status ≠ Draft. </w:t>
+            </w:r>
+            <w:r>
+              <w:rPr>
+                <w:rFonts w:ascii="Arial" w:cs="Arial" w:eastAsia="Arial" w:hAnsi="Arial"/>
+                <w:b/>
+                <w:bCs/>
+                <w:i w:val="false"/>
+                <w:iCs w:val="false"/>
+                <w:color w:val="888888"/>
+                <w:sz w:val="20"/>
+                <w:szCs w:val="20"/>
+              </w:rPr>
+              <w:t xml:space="preserve">Domains: </w:t>
+            </w:r>
+            <w:r>
+              <w:rPr>
+                <w:rFonts w:ascii="Arial" w:cs="Arial" w:eastAsia="Arial" w:hAnsi="Arial"/>
+                <w:b w:val="false"/>
+                <w:bCs w:val="false"/>
+                <w:i w:val="false"/>
+                <w:iCs w:val="false"/>
+                <w:color w:val="888888"/>
+                <w:sz w:val="20"/>
+                <w:szCs w:val="20"/>
+              </w:rPr>
+              <w:t xml:space="preserve">CR. </w:t>
+            </w:r>
+            <w:r>
+              <w:rPr>
+                <w:rFonts w:ascii="Arial" w:cs="Arial" w:eastAsia="Arial" w:hAnsi="Arial"/>
+                <w:b/>
+                <w:bCs/>
+                <w:i w:val="false"/>
+                <w:iCs w:val="false"/>
+                <w:color w:val="888888"/>
+                <w:sz w:val="20"/>
+                <w:szCs w:val="20"/>
+              </w:rPr>
+              <w:t xml:space="preserve">Implementation: </w:t>
+            </w:r>
+            <w:r>
+              <w:rPr>
+                <w:rFonts w:ascii="Arial" w:cs="Arial" w:eastAsia="Arial" w:hAnsi="Arial"/>
+                <w:b w:val="false"/>
+                <w:bCs w:val="false"/>
+                <w:i w:val="false"/>
+                <w:iCs w:val="false"/>
+                <w:color w:val="888888"/>
+                <w:sz w:val="20"/>
+                <w:szCs w:val="20"/>
+              </w:rPr>
+              <w:t xml:space="preserve">system-populated, readOnly. See Zoom Integration Architecture v1.0 §5.2.</w:t>
+            </w:r>
+          </w:p>
+        </w:tc>
+      </w:tr>
+    </w:tbl>
+    <w:p>
+      <w:pPr>
+        <w:spacing w:after="120"/>
+      </w:pPr>
+      <w:r>
+        <w:rPr>
+          <w:rFonts w:ascii="Arial" w:cs="Arial" w:eastAsia="Arial" w:hAnsi="Arial"/>
+          <w:b w:val="false"/>
+          <w:bCs w:val="false"/>
+          <w:i w:val="false"/>
+          <w:iCs w:val="false"/>
+          <w:sz w:val="22"/>
+          <w:szCs w:val="22"/>
+        </w:rPr>
+        <w:t xml:space="preserve"/>
+      </w:r>
+    </w:p>
+    <w:p>
       <w:r>
         <w:br w:type="page"/>
       </w:r>
@@ -7632,7 +9154,7 @@
           <w:sz w:val="22"/>
           <w:szCs w:val="22"/>
         </w:rPr>
-        <w:t xml:space="preserve"> Show location. Hide virtualMeetingUrl, recordingUrl.</w:t>
+        <w:t xml:space="preserve"> Show location. Hide virtualMeetingUrl, recordingUrl, zoomWebinarId, zoomHostEmail, attendanceCapturedAt, zoomLastSyncedAt.</w:t>
       </w:r>
     </w:p>
     <w:p>
@@ -7666,7 +9188,7 @@
           <w:sz w:val="22"/>
           <w:szCs w:val="22"/>
         </w:rPr>
-        <w:t xml:space="preserve"> Show virtualMeetingUrl, recordingUrl. Hide location.</w:t>
+        <w:t xml:space="preserve"> Show virtualMeetingUrl, recordingUrl, zoomWebinarId, zoomHostEmail, attendanceCapturedAt, zoomLastSyncedAt. Hide location.</w:t>
       </w:r>
     </w:p>
     <w:p>
@@ -7700,7 +9222,7 @@
           <w:sz w:val="22"/>
           <w:szCs w:val="22"/>
         </w:rPr>
-        <w:t xml:space="preserve"> Show location, virtualMeetingUrl, recordingUrl.</w:t>
+        <w:t xml:space="preserve"> Show location, virtualMeetingUrl, recordingUrl, zoomWebinarId, zoomHostEmail, attendanceCapturedAt, zoomLastSyncedAt.</w:t>
       </w:r>
     </w:p>
     <w:p>
@@ -8140,6 +9662,110 @@
       </w:r>
     </w:p>
     <w:p>
+      <w:pPr>
+        <w:pStyle w:val="Heading2"/>
+        <w:spacing w:after="120" w:before="240"/>
+      </w:pPr>
+      <w:r>
+        <w:rPr>
+          <w:rFonts w:ascii="Arial" w:cs="Arial" w:eastAsia="Arial" w:hAnsi="Arial"/>
+          <w:b/>
+          <w:bCs/>
+          <w:i w:val="false"/>
+          <w:iCs w:val="false"/>
+          <w:color w:val="1F3864"/>
+          <w:sz w:val="28"/>
+          <w:szCs w:val="28"/>
+        </w:rPr>
+        <w:t xml:space="preserve">5.4 Zoom Field Status-Driven Visibility</w:t>
+      </w:r>
+    </w:p>
+    <w:p>
+      <w:pPr>
+        <w:spacing w:after="120"/>
+      </w:pPr>
+      <w:r>
+        <w:rPr>
+          <w:rFonts w:ascii="Arial" w:cs="Arial" w:eastAsia="Arial" w:hAnsi="Arial"/>
+          <w:b w:val="false"/>
+          <w:bCs w:val="false"/>
+          <w:i w:val="false"/>
+          <w:iCs w:val="false"/>
+          <w:sz w:val="22"/>
+          <w:szCs w:val="22"/>
+        </w:rPr>
+        <w:t xml:space="preserve">In addition to the format-driven visibility in 5.1, the Zoom integration fields have status-driven visibility that layers on top:</w:t>
+      </w:r>
+    </w:p>
+    <w:p>
+      <w:pPr>
+        <w:pStyle w:val="ListParagraph"/>
+        <w:numPr>
+          <w:ilvl w:val="0"/>
+          <w:numId w:val="2"/>
+        </w:numPr>
+        <w:spacing w:after="60"/>
+      </w:pPr>
+      <w:r>
+        <w:rPr>
+          <w:rFonts w:ascii="Arial" w:cs="Arial" w:eastAsia="Arial" w:hAnsi="Arial"/>
+          <w:b/>
+          <w:bCs/>
+          <w:i w:val="false"/>
+          <w:iCs w:val="false"/>
+          <w:sz w:val="22"/>
+          <w:szCs w:val="22"/>
+        </w:rPr>
+        <w:t xml:space="preserve">zoomWebinarId, zoomHostEmail, zoomLastSyncedAt:</w:t>
+      </w:r>
+      <w:r>
+        <w:rPr>
+          <w:rFonts w:ascii="Arial" w:cs="Arial" w:eastAsia="Arial" w:hAnsi="Arial"/>
+          <w:b w:val="false"/>
+          <w:bCs w:val="false"/>
+          <w:i w:val="false"/>
+          <w:iCs w:val="false"/>
+          <w:sz w:val="22"/>
+          <w:szCs w:val="22"/>
+        </w:rPr>
+        <w:t xml:space="preserve"> visible only when status ≠ Draft (these fields are populated at the Draft → Scheduled transition).</w:t>
+      </w:r>
+    </w:p>
+    <w:p>
+      <w:pPr>
+        <w:pStyle w:val="ListParagraph"/>
+        <w:numPr>
+          <w:ilvl w:val="0"/>
+          <w:numId w:val="2"/>
+        </w:numPr>
+        <w:spacing w:after="60"/>
+      </w:pPr>
+      <w:r>
+        <w:rPr>
+          <w:rFonts w:ascii="Arial" w:cs="Arial" w:eastAsia="Arial" w:hAnsi="Arial"/>
+          <w:b/>
+          <w:bCs/>
+          <w:i w:val="false"/>
+          <w:iCs w:val="false"/>
+          <w:sz w:val="22"/>
+          <w:szCs w:val="22"/>
+        </w:rPr>
+        <w:t xml:space="preserve">attendanceCapturedAt:</w:t>
+      </w:r>
+      <w:r>
+        <w:rPr>
+          <w:rFonts w:ascii="Arial" w:cs="Arial" w:eastAsia="Arial" w:hAnsi="Arial"/>
+          <w:b w:val="false"/>
+          <w:bCs w:val="false"/>
+          <w:i w:val="false"/>
+          <w:iCs w:val="false"/>
+          <w:sz w:val="22"/>
+          <w:szCs w:val="22"/>
+        </w:rPr>
+        <w:t xml:space="preserve"> visible only when status = Completed (this field is populated only after the Webinar has ended and attendance has been captured).</w:t>
+      </w:r>
+    </w:p>
+    <w:p>
       <w:r>
         <w:br w:type="page"/>
       </w:r>
@@ -8405,6 +10031,41 @@
           <w:sz w:val="22"/>
           <w:szCs w:val="22"/>
         </w:rPr>
+        <w:t xml:space="preserve">Zoom Integration Panel</w:t>
+      </w:r>
+    </w:p>
+    <w:p>
+      <w:pPr>
+        <w:spacing w:after="120"/>
+      </w:pPr>
+      <w:r>
+        <w:rPr>
+          <w:rFonts w:ascii="Arial" w:cs="Arial" w:eastAsia="Arial" w:hAnsi="Arial"/>
+          <w:b w:val="false"/>
+          <w:bCs w:val="false"/>
+          <w:i w:val="false"/>
+          <w:iCs w:val="false"/>
+          <w:sz w:val="22"/>
+          <w:szCs w:val="22"/>
+        </w:rPr>
+        <w:t xml:space="preserve">zoomWebinarId, zoomHostEmail, zoomLastSyncedAt (visible when format = Virtual or Hybrid AND status ≠ Draft), attendanceCapturedAt (visible when format = Virtual or Hybrid AND status = Completed). All fields read-only and system-populated by the Zoom integration bridge service.</w:t>
+      </w:r>
+    </w:p>
+    <w:p>
+      <w:pPr>
+        <w:spacing w:after="120"/>
+      </w:pPr>
+      <w:r>
+        <w:rPr>
+          <w:rFonts w:ascii="Arial" w:cs="Arial" w:eastAsia="Arial" w:hAnsi="Arial"/>
+          <w:b/>
+          <w:bCs/>
+          <w:i w:val="false"/>
+          <w:iCs w:val="false"/>
+          <w:color w:val="1F3864"/>
+          <w:sz w:val="22"/>
+          <w:szCs w:val="22"/>
+        </w:rPr>
         <w:t xml:space="preserve">Registrations Panel</w:t>
       </w:r>
     </w:p>
@@ -8732,6 +10393,35 @@
           <w:szCs w:val="22"/>
         </w:rPr>
         <w:t xml:space="preserve"> This document is a Level 2 Entity PRD. No specific CRM product names appear in this document. All references to platform capabilities use generic terminology. Product-specific implementation details belong in YAML program files and implementation documentation only.</w:t>
+      </w:r>
+    </w:p>
+    <w:p>
+      <w:pPr>
+        <w:spacing w:after="120"/>
+      </w:pPr>
+      <w:r>
+        <w:rPr>
+          <w:rFonts w:ascii="Arial" w:cs="Arial" w:eastAsia="Arial" w:hAnsi="Arial"/>
+          <w:b/>
+          <w:bCs/>
+          <w:i w:val="false"/>
+          <w:iCs w:val="false"/>
+          <w:sz w:val="22"/>
+          <w:szCs w:val="22"/>
+        </w:rPr>
+        <w:t xml:space="preserve">11. Zoom integration field provisioning:</w:t>
+      </w:r>
+      <w:r>
+        <w:rPr>
+          <w:rFonts w:ascii="Arial" w:cs="Arial" w:eastAsia="Arial" w:hAnsi="Arial"/>
+          <w:b w:val="false"/>
+          <w:bCs w:val="false"/>
+          <w:i w:val="false"/>
+          <w:iCs w:val="false"/>
+          <w:sz w:val="22"/>
+          <w:szCs w:val="22"/>
+        </w:rPr>
+        <w:t xml:space="preserve"> The four Zoom integration fields (zoomWebinarId, zoomHostEmail, attendanceCapturedAt, zoomLastSyncedAt) are provisioned by CRM Builder when the deployment YAML includes a zoomConfig block. For deployments without Zoom integration, these fields are not provisioned. The integration logic is documented in PRDs/product/zoom-integration-architecture.md v1.0 in the crmbuilder repo. Dependencies between these fields and the existing virtualMeetingUrl and registrationUrl fields are documented in §5.1 and §5.7 of that architecture.</w:t>
       </w:r>
     </w:p>
     <w:p>
@@ -9722,6 +11412,136 @@
                 <w:szCs w:val="20"/>
               </w:rPr>
               <w:t xml:space="preserve">Self-cancellation removed entirely. All registration cancellations are staff-initiated through the Content and Event Administrator. Confirmation email directs recipients to contact a dedicated events address to cancel. Likelihood that the target CRM can support self-cancellation without significant customization is low, and the effort is not justified by the value.</w:t>
+            </w:r>
+          </w:p>
+        </w:tc>
+      </w:tr>
+      <w:tr>
+        <w:tc>
+          <w:tcPr>
+            <w:tcW w:type="dxa" w:w="1500"/>
+            <w:tcBorders>
+              <w:top w:val="single" w:color="AAAAAA" w:sz="1"/>
+              <w:left w:val="single" w:color="AAAAAA" w:sz="1"/>
+              <w:bottom w:val="single" w:color="AAAAAA" w:sz="1"/>
+              <w:right w:val="single" w:color="AAAAAA" w:sz="1"/>
+            </w:tcBorders>
+            <w:tcMar>
+              <w:top w:type="dxa" w:w="60"/>
+              <w:left w:type="dxa" w:w="100"/>
+              <w:bottom w:type="dxa" w:w="60"/>
+              <w:right w:type="dxa" w:w="100"/>
+            </w:tcMar>
+          </w:tcPr>
+          <w:p>
+            <w:r>
+              <w:rPr>
+                <w:rFonts w:ascii="Arial" w:cs="Arial" w:eastAsia="Arial" w:hAnsi="Arial"/>
+                <w:b/>
+                <w:bCs/>
+                <w:i w:val="false"/>
+                <w:iCs w:val="false"/>
+                <w:sz w:val="20"/>
+                <w:szCs w:val="20"/>
+              </w:rPr>
+              <w:t xml:space="preserve">EVT-DEC-011</w:t>
+            </w:r>
+          </w:p>
+        </w:tc>
+        <w:tc>
+          <w:tcPr>
+            <w:tcW w:type="dxa" w:w="7860"/>
+            <w:tcBorders>
+              <w:top w:val="single" w:color="AAAAAA" w:sz="1"/>
+              <w:left w:val="single" w:color="AAAAAA" w:sz="1"/>
+              <w:bottom w:val="single" w:color="AAAAAA" w:sz="1"/>
+              <w:right w:val="single" w:color="AAAAAA" w:sz="1"/>
+            </w:tcBorders>
+            <w:tcMar>
+              <w:top w:type="dxa" w:w="60"/>
+              <w:left w:type="dxa" w:w="100"/>
+              <w:bottom w:type="dxa" w:w="60"/>
+              <w:right w:type="dxa" w:w="100"/>
+            </w:tcMar>
+          </w:tcPr>
+          <w:p>
+            <w:r>
+              <w:rPr>
+                <w:rFonts w:ascii="Arial" w:cs="Arial" w:eastAsia="Arial" w:hAnsi="Arial"/>
+                <w:b w:val="false"/>
+                <w:bCs w:val="false"/>
+                <w:i w:val="false"/>
+                <w:iCs w:val="false"/>
+                <w:sz w:val="20"/>
+                <w:szCs w:val="20"/>
+              </w:rPr>
+              <w:t xml:space="preserve">Zoom integration fields are provisioned only for deployments with Zoom integration enabled. The four fields (zoomWebinarId, zoomHostEmail, attendanceCapturedAt, zoomLastSyncedAt) and the system-populated semantics on virtualMeetingUrl and registrationUrl are conditional on the deployment YAML including zoomConfig. For non-Zoom deployments, virtualMeetingUrl and registrationUrl remain manually populated as documented in v1.0 of this PRD.</w:t>
+            </w:r>
+          </w:p>
+        </w:tc>
+      </w:tr>
+      <w:tr>
+        <w:tc>
+          <w:tcPr>
+            <w:tcW w:type="dxa" w:w="1500"/>
+            <w:tcBorders>
+              <w:top w:val="single" w:color="AAAAAA" w:sz="1"/>
+              <w:left w:val="single" w:color="AAAAAA" w:sz="1"/>
+              <w:bottom w:val="single" w:color="AAAAAA" w:sz="1"/>
+              <w:right w:val="single" w:color="AAAAAA" w:sz="1"/>
+            </w:tcBorders>
+            <w:shd w:fill="F2F7FB" w:val="clear"/>
+            <w:tcMar>
+              <w:top w:type="dxa" w:w="60"/>
+              <w:left w:type="dxa" w:w="100"/>
+              <w:bottom w:type="dxa" w:w="60"/>
+              <w:right w:type="dxa" w:w="100"/>
+            </w:tcMar>
+          </w:tcPr>
+          <w:p>
+            <w:r>
+              <w:rPr>
+                <w:rFonts w:ascii="Arial" w:cs="Arial" w:eastAsia="Arial" w:hAnsi="Arial"/>
+                <w:b/>
+                <w:bCs/>
+                <w:i w:val="false"/>
+                <w:iCs w:val="false"/>
+                <w:sz w:val="20"/>
+                <w:szCs w:val="20"/>
+              </w:rPr>
+              <w:t xml:space="preserve">EVT-DEC-012</w:t>
+            </w:r>
+          </w:p>
+        </w:tc>
+        <w:tc>
+          <w:tcPr>
+            <w:tcW w:type="dxa" w:w="7860"/>
+            <w:tcBorders>
+              <w:top w:val="single" w:color="AAAAAA" w:sz="1"/>
+              <w:left w:val="single" w:color="AAAAAA" w:sz="1"/>
+              <w:bottom w:val="single" w:color="AAAAAA" w:sz="1"/>
+              <w:right w:val="single" w:color="AAAAAA" w:sz="1"/>
+            </w:tcBorders>
+            <w:shd w:fill="F2F7FB" w:val="clear"/>
+            <w:tcMar>
+              <w:top w:type="dxa" w:w="60"/>
+              <w:left w:type="dxa" w:w="100"/>
+              <w:bottom w:type="dxa" w:w="60"/>
+              <w:right w:type="dxa" w:w="100"/>
+            </w:tcMar>
+          </w:tcPr>
+          <w:p>
+            <w:r>
+              <w:rPr>
+                <w:rFonts w:ascii="Arial" w:cs="Arial" w:eastAsia="Arial" w:hAnsi="Arial"/>
+                <w:b w:val="false"/>
+                <w:bCs w:val="false"/>
+                <w:i w:val="false"/>
+                <w:iCs w:val="false"/>
+                <w:sz w:val="20"/>
+                <w:szCs w:val="20"/>
+              </w:rPr>
+              <w:t xml:space="preserve">registrationUrl population source depends on format. For Virtual/Hybrid Events with Zoom integration enabled, the Zoom Webinar’s registration URL is the value. For In-Person Events (or Virtual/Hybrid without Zoom integration), the value is generated by the CRM-native registration mechanism. The field’s read-only behavior and dynamic-logic visibility (status ≠ Draft) are unchanged from v1.0.</w:t>
             </w:r>
           </w:p>
         </w:tc>

--- a/PRDs/entities/Event-Entity-PRD.docx
+++ b/PRDs/entities/Event-Entity-PRD.docx
@@ -309,7 +309,7 @@
                 <w:sz w:val="20"/>
                 <w:szCs w:val="20"/>
               </w:rPr>
-              <w:t xml:space="preserve">1.1</w:t>
+              <w:t xml:space="preserve">1.2</w:t>
             </w:r>
           </w:p>
         </w:tc>
@@ -439,7 +439,7 @@
                 <w:sz w:val="20"/>
                 <w:szCs w:val="20"/>
               </w:rPr>
-              <w:t xml:space="preserve">05-05-26 23:41</w:t>
+              <w:t xml:space="preserve">05-29-26 14:00</w:t>
             </w:r>
           </w:p>
         </w:tc>
@@ -503,7 +503,7 @@
                 <w:sz w:val="20"/>
                 <w:szCs w:val="20"/>
               </w:rPr>
-              <w:t xml:space="preserve">CR Domain PRD v1.0, CR-EVENTS SDO v1.0, CR-EVENTS-MANAGE v1.0, CR-EVENTS-CONVERT v1.0, Entity Inventory v1.4, Contact Entity PRD v1.5, Account Entity PRD v1.5, Zoom Integration Architecture v1.0</w:t>
+              <w:t xml:space="preserve">CR Domain PRD v1.0, CR-EVENTS SDO v1.0, CR-EVENTS-MANAGE v1.0, CR-EVENTS-CONVERT v1.0, Entity Inventory v1.4, Contact Entity PRD v1.5, Account Entity PRD v1.5, Virtual Meeting Platform Integration Architecture v1.0</w:t>
             </w:r>
           </w:p>
         </w:tc>
@@ -4673,7 +4673,7 @@
                 <w:sz w:val="20"/>
                 <w:szCs w:val="20"/>
               </w:rPr>
-              <w:t xml:space="preserve">Meeting platform URL. For Events with format = Virtual or Hybrid, this field is system-populated by the Zoom integration bridge service when the Event transitions Draft → Scheduled — set to the Zoom Webinar’s join URL. Visible via dynamic logic when format is Virtual or Hybrid. Required when format is Virtual or Hybrid and the Event is transitioning to Scheduled (the Zoom integration satisfies this requirement automatically; for non-Zoom virtual platforms, the field must be populated manually). </w:t>
+              <w:t xml:space="preserve">Meeting platform URL. For Events with format = Virtual or Hybrid, this field is system-populated by the virtual meeting platform integration bridge service when the Event transitions Draft → Scheduled — set to the platform webinar’s join URL. Visible via dynamic logic when format is Virtual or Hybrid. Required when format is Virtual or Hybrid and the Event is transitioning to Scheduled (the virtual meeting platform integration satisfies this requirement automatically; for other virtual platforms, the field must be populated manually). </w:t>
             </w:r>
             <w:r>
               <w:rPr>
@@ -4751,7 +4751,7 @@
                 <w:sz w:val="20"/>
                 <w:szCs w:val="20"/>
               </w:rPr>
-              <w:t xml:space="preserve">system-populated by Zoom integration when configured; otherwise manually populated. See Zoom Integration Architecture v1.0 §5.1.</w:t>
+              <w:t xml:space="preserve">system-populated by virtual meeting platform integration when configured; otherwise manually populated. See Virtual Meeting Platform Integration Architecture v1.0 §5.1.</w:t>
             </w:r>
           </w:p>
         </w:tc>
@@ -4982,7 +4982,7 @@
                 <w:sz w:val="20"/>
                 <w:szCs w:val="20"/>
               </w:rPr>
-              <w:t xml:space="preserve">Public-facing URL for the registration form. For Events with format = Virtual or Hybrid, this field is system-populated by the Zoom integration bridge service when the Event transitions Draft → Scheduled (the Zoom Webinar’s public registration URL). For Events with format = In-Person, the field is system-populated by the CRM-native registration form mechanism on the same transition (EVT-DEC-008). Visible via dynamic logic when Event status is not Draft. </w:t>
+              <w:t xml:space="preserve">Public-facing URL for the registration form. For Events with format = Virtual or Hybrid, this field is system-populated by the virtual meeting platform integration bridge service when the Event transitions Draft → Scheduled (the platform webinar’s public registration URL). For Events with format = In-Person, the field is system-populated by the CRM-native registration form mechanism on the same transition (EVT-DEC-008). Visible via dynamic logic when Event status is not Draft. </w:t>
             </w:r>
             <w:r>
               <w:rPr>
@@ -5060,7 +5060,7 @@
                 <w:sz w:val="20"/>
                 <w:szCs w:val="20"/>
               </w:rPr>
-              <w:t xml:space="preserve">system-populated, readOnly. Population source depends on format. See Zoom Integration Architecture v1.0 §5.1.</w:t>
+              <w:t xml:space="preserve">system-populated, readOnly. Population source depends on format. See Virtual Meeting Platform Integration Architecture v1.0 §5.1.</w:t>
             </w:r>
           </w:p>
         </w:tc>
@@ -6758,7 +6758,7 @@
           <w:sz w:val="28"/>
           <w:szCs w:val="28"/>
         </w:rPr>
-        <w:t xml:space="preserve">3.5 Zoom Integration</w:t>
+        <w:t xml:space="preserve">3.5 Virtual Meeting Platform Integration</w:t>
       </w:r>
     </w:p>
     <w:p>
@@ -6775,7 +6775,7 @@
           <w:sz w:val="22"/>
           <w:szCs w:val="22"/>
         </w:rPr>
-        <w:t xml:space="preserve">The following fields support automated Zoom Webinar integration for Events with format = Virtual or Hybrid. All four fields are system-populated by the Zoom integration bridge service and are read-only in the CRM UI. Visibility of these fields is driven by format via dynamic logic (Section 5).</w:t>
+        <w:t xml:space="preserve">The following fields support automated platform webinar integration for Events with format = Virtual or Hybrid. All four fields are system-populated by the virtual meeting platform integration bridge service and are read-only in the CRM UI. Visibility of these fields is driven by format via dynamic logic (Section 5).</w:t>
       </w:r>
     </w:p>
     <w:tbl>
@@ -7026,7 +7026,7 @@
                 <w:sz w:val="20"/>
                 <w:szCs w:val="20"/>
               </w:rPr>
-              <w:t xml:space="preserve">zoomWebinarId</w:t>
+              <w:t xml:space="preserve">virtualMeetingWebinarId</w:t>
             </w:r>
           </w:p>
         </w:tc>
@@ -7182,7 +7182,7 @@
                 <w:sz w:val="16"/>
                 <w:szCs w:val="16"/>
               </w:rPr>
-              <w:t xml:space="preserve">CR-EVENTS-MANAGE-DAT-034</w:t>
+              <w:t xml:space="preserve">CR-EVENTS-MANAGE-DAT-049</w:t>
             </w:r>
           </w:p>
         </w:tc>
@@ -7217,7 +7217,7 @@
                 <w:sz w:val="20"/>
                 <w:szCs w:val="20"/>
               </w:rPr>
-              <w:t xml:space="preserve">The Zoom-side Webinar ID, system-populated by the Zoom integration bridge service when the Event transitions Draft → Scheduled. Empty for Events with format = In-Person or for Events still in Draft. Read-only after population. </w:t>
+              <w:t xml:space="preserve">The platform-side Webinar ID, system-populated by the virtual meeting platform integration bridge service when the Event transitions Draft → Scheduled. Empty for Events with format = In-Person or for Events still in Draft. Read-only after population. </w:t>
             </w:r>
             <w:r>
               <w:rPr>
@@ -7295,7 +7295,7 @@
                 <w:sz w:val="20"/>
                 <w:szCs w:val="20"/>
               </w:rPr>
-              <w:t xml:space="preserve">system-populated, readOnly. See Zoom Integration Architecture v1.0 §5.1.</w:t>
+              <w:t xml:space="preserve">system-populated, readOnly. See Virtual Meeting Platform Integration Architecture v1.0 §5.1.</w:t>
             </w:r>
           </w:p>
         </w:tc>
@@ -7329,7 +7329,7 @@
                 <w:sz w:val="20"/>
                 <w:szCs w:val="20"/>
               </w:rPr>
-              <w:t xml:space="preserve">zoomHostEmail</w:t>
+              <w:t xml:space="preserve">virtualMeetingHostEmail</w:t>
             </w:r>
           </w:p>
         </w:tc>
@@ -7490,7 +7490,7 @@
                 <w:sz w:val="16"/>
                 <w:szCs w:val="16"/>
               </w:rPr>
-              <w:t xml:space="preserve">CR-EVENTS-MANAGE-DAT-035</w:t>
+              <w:t xml:space="preserve">CR-EVENTS-MANAGE-DAT-050</w:t>
             </w:r>
           </w:p>
         </w:tc>
@@ -7526,7 +7526,7 @@
                 <w:sz w:val="20"/>
                 <w:szCs w:val="20"/>
               </w:rPr>
-              <w:t xml:space="preserve">The Zoom user under whose account the Webinar was created, system-populated by the Zoom integration bridge service from connector configuration. All Webinars are hosted by a single configured Zoom user regardless of which CRM coordinator created the Event. Read-only. </w:t>
+              <w:t xml:space="preserve">The platform host account under whose account the Webinar was created, system-populated by the virtual meeting platform integration bridge service from connector configuration. All Webinars are hosted by a single configured platform host account regardless of which CRM coordinator created the Event. Read-only. </w:t>
             </w:r>
             <w:r>
               <w:rPr>
@@ -7793,7 +7793,7 @@
                 <w:sz w:val="16"/>
                 <w:szCs w:val="16"/>
               </w:rPr>
-              <w:t xml:space="preserve">CR-EVENTS-MANAGE-DAT-036</w:t>
+              <w:t xml:space="preserve">CR-EVENTS-MANAGE-DAT-051</w:t>
             </w:r>
           </w:p>
         </w:tc>
@@ -7828,7 +7828,7 @@
                 <w:sz w:val="20"/>
                 <w:szCs w:val="20"/>
               </w:rPr>
-              <w:t xml:space="preserve">Timestamp set by the Zoom integration bridge service when the post-Webinar attendance capture flow completes successfully. A non-null value indicates that EventRegistration.attendanceStatus has been written for all participants. Acts as the idempotency key — subsequent inbound triggers (Zoom webhook OR polling safety net) are no-ops once this field is set. Read-only. </w:t>
+              <w:t xml:space="preserve">Timestamp set by the virtual meeting platform integration bridge service when the post-Webinar attendance capture flow completes successfully. A non-null value indicates that EventRegistration.attendanceStatus has been written for all participants. Acts as the idempotency key — subsequent inbound triggers (platform webhook OR polling safety net) are no-ops once this field is set. Read-only. </w:t>
             </w:r>
             <w:r>
               <w:rPr>
@@ -7906,7 +7906,7 @@
                 <w:sz w:val="20"/>
                 <w:szCs w:val="20"/>
               </w:rPr>
-              <w:t xml:space="preserve">system-populated, readOnly. See Zoom Integration Architecture v1.0 §5.7.</w:t>
+              <w:t xml:space="preserve">system-populated, readOnly. See Virtual Meeting Platform Integration Architecture v1.0 §5.7.</w:t>
             </w:r>
           </w:p>
         </w:tc>
@@ -7940,7 +7940,7 @@
                 <w:sz w:val="20"/>
                 <w:szCs w:val="20"/>
               </w:rPr>
-              <w:t xml:space="preserve">zoomLastSyncedAt</w:t>
+              <w:t xml:space="preserve">virtualMeetingLastSyncedAt</w:t>
             </w:r>
           </w:p>
         </w:tc>
@@ -8101,7 +8101,7 @@
                 <w:sz w:val="16"/>
                 <w:szCs w:val="16"/>
               </w:rPr>
-              <w:t xml:space="preserve">CR-EVENTS-MANAGE-DAT-037</w:t>
+              <w:t xml:space="preserve">CR-EVENTS-MANAGE-DAT-052</w:t>
             </w:r>
           </w:p>
         </w:tc>
@@ -8137,7 +8137,7 @@
                 <w:sz w:val="20"/>
                 <w:szCs w:val="20"/>
               </w:rPr>
-              <w:t xml:space="preserve">Timestamp updated by the Zoom integration bridge service after every successful outbound sync of Event field changes (name, dateStart, duration, description, timezone) to the Zoom Webinar. Lets operators see when the Webinar was last reconciled with the CRM record. Read-only. </w:t>
+              <w:t xml:space="preserve">Timestamp updated by the virtual meeting platform integration bridge service after every successful outbound sync of Event field changes (name, dateStart, duration, description, timezone) to the platform webinar. Lets operators see when the Webinar was last reconciled with the CRM record. Read-only. </w:t>
             </w:r>
             <w:r>
               <w:rPr>
@@ -8215,7 +8215,7 @@
                 <w:sz w:val="20"/>
                 <w:szCs w:val="20"/>
               </w:rPr>
-              <w:t xml:space="preserve">system-populated, readOnly. See Zoom Integration Architecture v1.0 §5.2.</w:t>
+              <w:t xml:space="preserve">system-populated, readOnly. See Virtual Meeting Platform Integration Architecture v1.0 §5.2.</w:t>
             </w:r>
           </w:p>
         </w:tc>
@@ -9154,7 +9154,7 @@
           <w:sz w:val="22"/>
           <w:szCs w:val="22"/>
         </w:rPr>
-        <w:t xml:space="preserve"> Show location. Hide virtualMeetingUrl, recordingUrl, zoomWebinarId, zoomHostEmail, attendanceCapturedAt, zoomLastSyncedAt.</w:t>
+        <w:t xml:space="preserve"> Show location. Hide virtualMeetingUrl, recordingUrl, virtualMeetingWebinarId, virtualMeetingHostEmail, attendanceCapturedAt, virtualMeetingLastSyncedAt.</w:t>
       </w:r>
     </w:p>
     <w:p>
@@ -9188,7 +9188,7 @@
           <w:sz w:val="22"/>
           <w:szCs w:val="22"/>
         </w:rPr>
-        <w:t xml:space="preserve"> Show virtualMeetingUrl, recordingUrl, zoomWebinarId, zoomHostEmail, attendanceCapturedAt, zoomLastSyncedAt. Hide location.</w:t>
+        <w:t xml:space="preserve"> Show virtualMeetingUrl, recordingUrl, virtualMeetingWebinarId, virtualMeetingHostEmail, attendanceCapturedAt, virtualMeetingLastSyncedAt. Hide location.</w:t>
       </w:r>
     </w:p>
     <w:p>
@@ -9222,7 +9222,7 @@
           <w:sz w:val="22"/>
           <w:szCs w:val="22"/>
         </w:rPr>
-        <w:t xml:space="preserve"> Show location, virtualMeetingUrl, recordingUrl, zoomWebinarId, zoomHostEmail, attendanceCapturedAt, zoomLastSyncedAt.</w:t>
+        <w:t xml:space="preserve"> Show location, virtualMeetingUrl, recordingUrl, virtualMeetingWebinarId, virtualMeetingHostEmail, attendanceCapturedAt, virtualMeetingLastSyncedAt.</w:t>
       </w:r>
     </w:p>
     <w:p>
@@ -9677,7 +9677,7 @@
           <w:sz w:val="28"/>
           <w:szCs w:val="28"/>
         </w:rPr>
-        <w:t xml:space="preserve">5.4 Zoom Field Status-Driven Visibility</w:t>
+        <w:t xml:space="preserve">5.4 Virtual Meeting Platform Field Status-Driven Visibility</w:t>
       </w:r>
     </w:p>
     <w:p>
@@ -9694,7 +9694,7 @@
           <w:sz w:val="22"/>
           <w:szCs w:val="22"/>
         </w:rPr>
-        <w:t xml:space="preserve">In addition to the format-driven visibility in 5.1, the Zoom integration fields have status-driven visibility that layers on top:</w:t>
+        <w:t xml:space="preserve">In addition to the format-driven visibility in 5.1, the virtual meeting platform integration fields have status-driven visibility that layers on top:</w:t>
       </w:r>
     </w:p>
     <w:p>
@@ -9716,7 +9716,7 @@
           <w:sz w:val="22"/>
           <w:szCs w:val="22"/>
         </w:rPr>
-        <w:t xml:space="preserve">zoomWebinarId, zoomHostEmail, zoomLastSyncedAt:</w:t>
+        <w:t xml:space="preserve">virtualMeetingWebinarId, virtualMeetingHostEmail, virtualMeetingLastSyncedAt:</w:t>
       </w:r>
       <w:r>
         <w:rPr>
@@ -10031,7 +10031,7 @@
           <w:sz w:val="22"/>
           <w:szCs w:val="22"/>
         </w:rPr>
-        <w:t xml:space="preserve">Zoom Integration Panel</w:t>
+        <w:t xml:space="preserve">Virtual Meeting Platform Integration Panel</w:t>
       </w:r>
     </w:p>
     <w:p>
@@ -10048,7 +10048,7 @@
           <w:sz w:val="22"/>
           <w:szCs w:val="22"/>
         </w:rPr>
-        <w:t xml:space="preserve">zoomWebinarId, zoomHostEmail, zoomLastSyncedAt (visible when format = Virtual or Hybrid AND status ≠ Draft), attendanceCapturedAt (visible when format = Virtual or Hybrid AND status = Completed). All fields read-only and system-populated by the Zoom integration bridge service.</w:t>
+        <w:t xml:space="preserve">virtualMeetingWebinarId, virtualMeetingHostEmail, virtualMeetingLastSyncedAt (visible when format = Virtual or Hybrid AND status ≠ Draft), attendanceCapturedAt (visible when format = Virtual or Hybrid AND status = Completed). All fields read-only and system-populated by the virtual meeting platform integration bridge service.</w:t>
       </w:r>
     </w:p>
     <w:p>
@@ -10363,7 +10363,7 @@
           <w:sz w:val="22"/>
           <w:szCs w:val="22"/>
         </w:rPr>
-        <w:t xml:space="preserve"> In-person primary mechanism is post-event bulk update (Mark Selected as Attended, Mark Remaining as No-Show). Virtual primary mechanism is manual transcription from the meeting platform attendance report. No automated import tooling in v1.0 (CR-EVENTS-MANAGE-ISS-001).</w:t>
+        <w:t xml:space="preserve"> In-person primary mechanism is post-event bulk update (Mark Selected as Attended, Mark Remaining as No-Show). Virtual events use automated attendance capture through the virtual meeting platform integration bridge when a deployment enables it (Section 3.5). Deployments without the integration, and virtual events held on other platforms, rely on manual transcription from the platform attendance report (CR-EVENTS-MANAGE-ISS-001).</w:t>
       </w:r>
     </w:p>
     <w:p>
@@ -10409,7 +10409,7 @@
           <w:sz w:val="22"/>
           <w:szCs w:val="22"/>
         </w:rPr>
-        <w:t xml:space="preserve">11. Zoom integration field provisioning:</w:t>
+        <w:t xml:space="preserve">11. virtual meeting platform integration field provisioning:</w:t>
       </w:r>
       <w:r>
         <w:rPr>
@@ -10421,7 +10421,7 @@
           <w:sz w:val="22"/>
           <w:szCs w:val="22"/>
         </w:rPr>
-        <w:t xml:space="preserve"> The four Zoom integration fields (zoomWebinarId, zoomHostEmail, attendanceCapturedAt, zoomLastSyncedAt) are provisioned by CRM Builder when the deployment YAML includes a zoomConfig block. For deployments without Zoom integration, these fields are not provisioned. The integration logic is documented in PRDs/product/zoom-integration-architecture.md v1.0 in the crmbuilder repo. Dependencies between these fields and the existing virtualMeetingUrl and registrationUrl fields are documented in §5.1 and §5.7 of that architecture.</w:t>
+        <w:t xml:space="preserve"> The four virtual meeting platform integration fields (virtualMeetingWebinarId, virtualMeetingHostEmail, attendanceCapturedAt, virtualMeetingLastSyncedAt) are provisioned by CRM Builder when the deployment YAML includes a virtualMeetingConfig block. For deployments without virtual meeting platform integration, these fields are not provisioned. The integration logic is documented in the Virtual Meeting Platform Integration Architecture (v1.0) in the crmbuilder repo. Dependencies between these fields and the existing virtualMeetingUrl and registrationUrl fields are documented in §5.1 and §5.7 of that architecture.</w:t>
       </w:r>
     </w:p>
     <w:p>
@@ -10591,7 +10591,7 @@
                 <w:sz w:val="20"/>
                 <w:szCs w:val="20"/>
               </w:rPr>
-              <w:t xml:space="preserve">Virtual attendance import tooling deferred. v1.0 relies on manual transcription from meeting platform attendance reports. A platform-agnostic import utility is not included because the organization has not standardized on a virtual meeting platform and current event volume does not justify the development effort. Revisit when a platform is standardized or when manual transcription becomes operationally burdensome.</w:t>
+              <w:t xml:space="preserve">Platform-agnostic virtual attendance import is deferred. A virtual meeting platform integration bridge is specified (Section 3.5, EVT-DEC-011) and provides automated attendance capture when a deployment enables it. Deployments without the integration, and virtual events held on other platforms, rely on manual transcription from the platform attendance report. A generic, platform-agnostic import utility covering non-integrated platforms is not included in v1.0. Revisit when CBM adopts an additional virtual meeting platform or when manual transcription becomes operationally burdensome.</w:t>
             </w:r>
           </w:p>
         </w:tc>
@@ -11475,7 +11475,7 @@
                 <w:sz w:val="20"/>
                 <w:szCs w:val="20"/>
               </w:rPr>
-              <w:t xml:space="preserve">Zoom integration fields are provisioned only for deployments with Zoom integration enabled. The four fields (zoomWebinarId, zoomHostEmail, attendanceCapturedAt, zoomLastSyncedAt) and the system-populated semantics on virtualMeetingUrl and registrationUrl are conditional on the deployment YAML including zoomConfig. For non-Zoom deployments, virtualMeetingUrl and registrationUrl remain manually populated as documented in v1.0 of this PRD.</w:t>
+              <w:t xml:space="preserve">virtual meeting platform integration fields are provisioned only for deployments with virtual meeting platform integration enabled. The four fields (virtualMeetingWebinarId, virtualMeetingHostEmail, attendanceCapturedAt, virtualMeetingLastSyncedAt) and the system-populated semantics on virtualMeetingUrl and registrationUrl are conditional on the deployment YAML including virtualMeetingConfig. For non-integrated deployments, virtualMeetingUrl and registrationUrl remain manually populated as documented in v1.0 of this PRD.</w:t>
             </w:r>
           </w:p>
         </w:tc>
@@ -11541,7 +11541,427 @@
                 <w:sz w:val="20"/>
                 <w:szCs w:val="20"/>
               </w:rPr>
-              <w:t xml:space="preserve">registrationUrl population source depends on format. For Virtual/Hybrid Events with Zoom integration enabled, the Zoom Webinar’s registration URL is the value. For In-Person Events (or Virtual/Hybrid without Zoom integration), the value is generated by the CRM-native registration mechanism. The field’s read-only behavior and dynamic-logic visibility (status ≠ Draft) are unchanged from v1.0.</w:t>
+              <w:t xml:space="preserve">registrationUrl population source depends on format. For Virtual/Hybrid Events with virtual meeting platform integration enabled, the platform webinar’s registration URL is the value. For In-Person Events (or Virtual/Hybrid without virtual meeting platform integration), the value is generated by the CRM-native registration mechanism. The field’s read-only behavior and dynamic-logic visibility (status ≠ Draft) are unchanged from v1.0.</w:t>
+            </w:r>
+          </w:p>
+        </w:tc>
+      </w:tr>
+    </w:tbl>
+    <w:p>
+      <w:pPr>
+        <w:pStyle w:val="Heading1"/>
+        <w:spacing w:after="120" w:before="360"/>
+      </w:pPr>
+      <w:r>
+        <w:rPr>
+          <w:rFonts w:ascii="Arial" w:cs="Arial" w:eastAsia="Arial" w:hAnsi="Arial"/>
+          <w:b/>
+          <w:bCs/>
+          <w:i w:val="false"/>
+          <w:iCs w:val="false"/>
+          <w:color w:val="1F3864"/>
+          <w:sz w:val="32"/>
+          <w:szCs w:val="32"/>
+        </w:rPr>
+        <w:t xml:space="preserve">10. Change Log</w:t>
+      </w:r>
+    </w:p>
+    <w:tbl>
+      <w:tblPr>
+        <w:tblW w:type="dxa" w:w="9360"/>
+        <w:tblBorders>
+          <w:top w:val="single" w:color="AAAAAA" w:sz="1"/>
+          <w:left w:val="single" w:color="AAAAAA" w:sz="1"/>
+          <w:bottom w:val="single" w:color="AAAAAA" w:sz="1"/>
+          <w:right w:val="single" w:color="AAAAAA" w:sz="1"/>
+          <w:insideH w:val="single" w:color="AAAAAA" w:sz="1"/>
+          <w:insideV w:val="single" w:color="AAAAAA" w:sz="1"/>
+        </w:tblBorders>
+      </w:tblPr>
+      <w:tblGrid>
+        <w:gridCol w:w="1300"/>
+        <w:gridCol w:w="1900"/>
+        <w:gridCol w:w="6160"/>
+      </w:tblGrid>
+      <w:tr>
+        <w:tc>
+          <w:tcPr>
+            <w:tcW w:type="dxa" w:w="1300"/>
+            <w:tcBorders>
+              <w:top w:val="single" w:color="AAAAAA" w:sz="1"/>
+              <w:left w:val="single" w:color="AAAAAA" w:sz="1"/>
+              <w:bottom w:val="single" w:color="AAAAAA" w:sz="1"/>
+              <w:right w:val="single" w:color="AAAAAA" w:sz="1"/>
+            </w:tcBorders>
+            <w:shd w:fill="F2F7FB" w:val="clear"/>
+            <w:tcMar>
+              <w:top w:type="dxa" w:w="60"/>
+              <w:left w:type="dxa" w:w="100"/>
+              <w:bottom w:type="dxa" w:w="60"/>
+              <w:right w:type="dxa" w:w="100"/>
+            </w:tcMar>
+          </w:tcPr>
+          <w:p>
+            <w:r>
+              <w:rPr>
+                <w:rFonts w:ascii="Arial" w:cs="Arial" w:eastAsia="Arial" w:hAnsi="Arial"/>
+                <w:b/>
+                <w:bCs/>
+                <w:i w:val="false"/>
+                <w:iCs w:val="false"/>
+                <w:sz w:val="20"/>
+                <w:szCs w:val="20"/>
+              </w:rPr>
+              <w:t xml:space="preserve">Version</w:t>
+            </w:r>
+          </w:p>
+        </w:tc>
+        <w:tc>
+          <w:tcPr>
+            <w:tcW w:type="dxa" w:w="1900"/>
+            <w:tcBorders>
+              <w:top w:val="single" w:color="AAAAAA" w:sz="1"/>
+              <w:left w:val="single" w:color="AAAAAA" w:sz="1"/>
+              <w:bottom w:val="single" w:color="AAAAAA" w:sz="1"/>
+              <w:right w:val="single" w:color="AAAAAA" w:sz="1"/>
+            </w:tcBorders>
+            <w:shd w:fill="F2F7FB" w:val="clear"/>
+            <w:tcMar>
+              <w:top w:type="dxa" w:w="60"/>
+              <w:left w:type="dxa" w:w="100"/>
+              <w:bottom w:type="dxa" w:w="60"/>
+              <w:right w:type="dxa" w:w="100"/>
+            </w:tcMar>
+          </w:tcPr>
+          <w:p>
+            <w:r>
+              <w:rPr>
+                <w:rFonts w:ascii="Arial" w:cs="Arial" w:eastAsia="Arial" w:hAnsi="Arial"/>
+                <w:b/>
+                <w:bCs/>
+                <w:i w:val="false"/>
+                <w:iCs w:val="false"/>
+                <w:sz w:val="20"/>
+                <w:szCs w:val="20"/>
+              </w:rPr>
+              <w:t xml:space="preserve">Date</w:t>
+            </w:r>
+          </w:p>
+        </w:tc>
+        <w:tc>
+          <w:tcPr>
+            <w:tcW w:type="dxa" w:w="6160"/>
+            <w:tcBorders>
+              <w:top w:val="single" w:color="AAAAAA" w:sz="1"/>
+              <w:left w:val="single" w:color="AAAAAA" w:sz="1"/>
+              <w:bottom w:val="single" w:color="AAAAAA" w:sz="1"/>
+              <w:right w:val="single" w:color="AAAAAA" w:sz="1"/>
+            </w:tcBorders>
+            <w:shd w:fill="F2F7FB" w:val="clear"/>
+            <w:tcMar>
+              <w:top w:type="dxa" w:w="60"/>
+              <w:left w:type="dxa" w:w="100"/>
+              <w:bottom w:type="dxa" w:w="60"/>
+              <w:right w:type="dxa" w:w="100"/>
+            </w:tcMar>
+          </w:tcPr>
+          <w:p>
+            <w:r>
+              <w:rPr>
+                <w:rFonts w:ascii="Arial" w:cs="Arial" w:eastAsia="Arial" w:hAnsi="Arial"/>
+                <w:b/>
+                <w:bCs/>
+                <w:i w:val="false"/>
+                <w:iCs w:val="false"/>
+                <w:sz w:val="20"/>
+                <w:szCs w:val="20"/>
+              </w:rPr>
+              <w:t xml:space="preserve">Summary of Changes</w:t>
+            </w:r>
+          </w:p>
+        </w:tc>
+      </w:tr>
+      <w:tr>
+        <w:tc>
+          <w:tcPr>
+            <w:tcW w:type="dxa" w:w="1300"/>
+            <w:tcBorders>
+              <w:top w:val="single" w:color="AAAAAA" w:sz="1"/>
+              <w:left w:val="single" w:color="AAAAAA" w:sz="1"/>
+              <w:bottom w:val="single" w:color="AAAAAA" w:sz="1"/>
+              <w:right w:val="single" w:color="AAAAAA" w:sz="1"/>
+            </w:tcBorders>
+            <w:tcMar>
+              <w:top w:type="dxa" w:w="60"/>
+              <w:left w:type="dxa" w:w="100"/>
+              <w:bottom w:type="dxa" w:w="60"/>
+              <w:right w:type="dxa" w:w="100"/>
+            </w:tcMar>
+          </w:tcPr>
+          <w:p>
+            <w:r>
+              <w:rPr>
+                <w:rFonts w:ascii="Arial" w:cs="Arial" w:eastAsia="Arial" w:hAnsi="Arial"/>
+                <w:b w:val="false"/>
+                <w:bCs w:val="false"/>
+                <w:i w:val="false"/>
+                <w:iCs w:val="false"/>
+                <w:sz w:val="20"/>
+                <w:szCs w:val="20"/>
+              </w:rPr>
+              <w:t xml:space="preserve">1.2</w:t>
+            </w:r>
+          </w:p>
+        </w:tc>
+        <w:tc>
+          <w:tcPr>
+            <w:tcW w:type="dxa" w:w="1900"/>
+            <w:tcBorders>
+              <w:top w:val="single" w:color="AAAAAA" w:sz="1"/>
+              <w:left w:val="single" w:color="AAAAAA" w:sz="1"/>
+              <w:bottom w:val="single" w:color="AAAAAA" w:sz="1"/>
+              <w:right w:val="single" w:color="AAAAAA" w:sz="1"/>
+            </w:tcBorders>
+            <w:tcMar>
+              <w:top w:type="dxa" w:w="60"/>
+              <w:left w:type="dxa" w:w="100"/>
+              <w:bottom w:type="dxa" w:w="60"/>
+              <w:right w:type="dxa" w:w="100"/>
+            </w:tcMar>
+          </w:tcPr>
+          <w:p>
+            <w:r>
+              <w:rPr>
+                <w:rFonts w:ascii="Arial" w:cs="Arial" w:eastAsia="Arial" w:hAnsi="Arial"/>
+                <w:b w:val="false"/>
+                <w:bCs w:val="false"/>
+                <w:i w:val="false"/>
+                <w:iCs w:val="false"/>
+                <w:sz w:val="20"/>
+                <w:szCs w:val="20"/>
+              </w:rPr>
+              <w:t xml:space="preserve">05-29-26 14:00</w:t>
+            </w:r>
+          </w:p>
+        </w:tc>
+        <w:tc>
+          <w:tcPr>
+            <w:tcW w:type="dxa" w:w="6160"/>
+            <w:tcBorders>
+              <w:top w:val="single" w:color="AAAAAA" w:sz="1"/>
+              <w:left w:val="single" w:color="AAAAAA" w:sz="1"/>
+              <w:bottom w:val="single" w:color="AAAAAA" w:sz="1"/>
+              <w:right w:val="single" w:color="AAAAAA" w:sz="1"/>
+            </w:tcBorders>
+            <w:tcMar>
+              <w:top w:type="dxa" w:w="60"/>
+              <w:left w:type="dxa" w:w="100"/>
+              <w:bottom w:type="dxa" w:w="60"/>
+              <w:right w:type="dxa" w:w="100"/>
+            </w:tcMar>
+          </w:tcPr>
+          <w:p>
+            <w:r>
+              <w:rPr>
+                <w:rFonts w:ascii="Arial" w:cs="Arial" w:eastAsia="Arial" w:hAnsi="Arial"/>
+                <w:b w:val="false"/>
+                <w:bCs w:val="false"/>
+                <w:i w:val="false"/>
+                <w:iCs w:val="false"/>
+                <w:sz w:val="20"/>
+                <w:szCs w:val="20"/>
+              </w:rPr>
+              <w:t xml:space="preserve">Abstracted the virtual meeting platform product name to platform-neutral language. Renamed integration fields to virtualMeetingWebinarId, virtualMeetingHostEmail, and virtualMeetingLastSyncedAt, and corrected colliding data-item identifiers to CR-EVENTS-MANAGE-DAT-049 through DAT-052. Rescoped CR-EVENTS-MANAGE-ISS-001 to reflect the ratified conditional integration.</w:t>
+            </w:r>
+          </w:p>
+        </w:tc>
+      </w:tr>
+      <w:tr>
+        <w:tc>
+          <w:tcPr>
+            <w:tcW w:type="dxa" w:w="1300"/>
+            <w:tcBorders>
+              <w:top w:val="single" w:color="AAAAAA" w:sz="1"/>
+              <w:left w:val="single" w:color="AAAAAA" w:sz="1"/>
+              <w:bottom w:val="single" w:color="AAAAAA" w:sz="1"/>
+              <w:right w:val="single" w:color="AAAAAA" w:sz="1"/>
+            </w:tcBorders>
+            <w:tcMar>
+              <w:top w:type="dxa" w:w="60"/>
+              <w:left w:type="dxa" w:w="100"/>
+              <w:bottom w:type="dxa" w:w="60"/>
+              <w:right w:type="dxa" w:w="100"/>
+            </w:tcMar>
+          </w:tcPr>
+          <w:p>
+            <w:r>
+              <w:rPr>
+                <w:rFonts w:ascii="Arial" w:cs="Arial" w:eastAsia="Arial" w:hAnsi="Arial"/>
+                <w:b w:val="false"/>
+                <w:bCs w:val="false"/>
+                <w:i w:val="false"/>
+                <w:iCs w:val="false"/>
+                <w:sz w:val="20"/>
+                <w:szCs w:val="20"/>
+              </w:rPr>
+              <w:t xml:space="preserve">1.1</w:t>
+            </w:r>
+          </w:p>
+        </w:tc>
+        <w:tc>
+          <w:tcPr>
+            <w:tcW w:type="dxa" w:w="1900"/>
+            <w:tcBorders>
+              <w:top w:val="single" w:color="AAAAAA" w:sz="1"/>
+              <w:left w:val="single" w:color="AAAAAA" w:sz="1"/>
+              <w:bottom w:val="single" w:color="AAAAAA" w:sz="1"/>
+              <w:right w:val="single" w:color="AAAAAA" w:sz="1"/>
+            </w:tcBorders>
+            <w:tcMar>
+              <w:top w:type="dxa" w:w="60"/>
+              <w:left w:type="dxa" w:w="100"/>
+              <w:bottom w:type="dxa" w:w="60"/>
+              <w:right w:type="dxa" w:w="100"/>
+            </w:tcMar>
+          </w:tcPr>
+          <w:p>
+            <w:r>
+              <w:rPr>
+                <w:rFonts w:ascii="Arial" w:cs="Arial" w:eastAsia="Arial" w:hAnsi="Arial"/>
+                <w:b w:val="false"/>
+                <w:bCs w:val="false"/>
+                <w:i w:val="false"/>
+                <w:iCs w:val="false"/>
+                <w:sz w:val="20"/>
+                <w:szCs w:val="20"/>
+              </w:rPr>
+              <w:t xml:space="preserve">05-05-26 23:41</w:t>
+            </w:r>
+          </w:p>
+        </w:tc>
+        <w:tc>
+          <w:tcPr>
+            <w:tcW w:type="dxa" w:w="6160"/>
+            <w:tcBorders>
+              <w:top w:val="single" w:color="AAAAAA" w:sz="1"/>
+              <w:left w:val="single" w:color="AAAAAA" w:sz="1"/>
+              <w:bottom w:val="single" w:color="AAAAAA" w:sz="1"/>
+              <w:right w:val="single" w:color="AAAAAA" w:sz="1"/>
+            </w:tcBorders>
+            <w:tcMar>
+              <w:top w:type="dxa" w:w="60"/>
+              <w:left w:type="dxa" w:w="100"/>
+              <w:bottom w:type="dxa" w:w="60"/>
+              <w:right w:type="dxa" w:w="100"/>
+            </w:tcMar>
+          </w:tcPr>
+          <w:p>
+            <w:r>
+              <w:rPr>
+                <w:rFonts w:ascii="Arial" w:cs="Arial" w:eastAsia="Arial" w:hAnsi="Arial"/>
+                <w:b w:val="false"/>
+                <w:bCs w:val="false"/>
+                <w:i w:val="false"/>
+                <w:iCs w:val="false"/>
+                <w:sz w:val="20"/>
+                <w:szCs w:val="20"/>
+              </w:rPr>
+              <w:t xml:space="preserve">Added the virtual meeting platform integration: conditional bridge fields, Draft-to-Scheduled population semantics, and format-driven visibility.</w:t>
+            </w:r>
+          </w:p>
+        </w:tc>
+      </w:tr>
+      <w:tr>
+        <w:tc>
+          <w:tcPr>
+            <w:tcW w:type="dxa" w:w="1300"/>
+            <w:tcBorders>
+              <w:top w:val="single" w:color="AAAAAA" w:sz="1"/>
+              <w:left w:val="single" w:color="AAAAAA" w:sz="1"/>
+              <w:bottom w:val="single" w:color="AAAAAA" w:sz="1"/>
+              <w:right w:val="single" w:color="AAAAAA" w:sz="1"/>
+            </w:tcBorders>
+            <w:tcMar>
+              <w:top w:type="dxa" w:w="60"/>
+              <w:left w:type="dxa" w:w="100"/>
+              <w:bottom w:type="dxa" w:w="60"/>
+              <w:right w:type="dxa" w:w="100"/>
+            </w:tcMar>
+          </w:tcPr>
+          <w:p>
+            <w:r>
+              <w:rPr>
+                <w:rFonts w:ascii="Arial" w:cs="Arial" w:eastAsia="Arial" w:hAnsi="Arial"/>
+                <w:b w:val="false"/>
+                <w:bCs w:val="false"/>
+                <w:i w:val="false"/>
+                <w:iCs w:val="false"/>
+                <w:sz w:val="20"/>
+                <w:szCs w:val="20"/>
+              </w:rPr>
+              <w:t xml:space="preserve">1.0</w:t>
+            </w:r>
+          </w:p>
+        </w:tc>
+        <w:tc>
+          <w:tcPr>
+            <w:tcW w:type="dxa" w:w="1900"/>
+            <w:tcBorders>
+              <w:top w:val="single" w:color="AAAAAA" w:sz="1"/>
+              <w:left w:val="single" w:color="AAAAAA" w:sz="1"/>
+              <w:bottom w:val="single" w:color="AAAAAA" w:sz="1"/>
+              <w:right w:val="single" w:color="AAAAAA" w:sz="1"/>
+            </w:tcBorders>
+            <w:tcMar>
+              <w:top w:type="dxa" w:w="60"/>
+              <w:left w:type="dxa" w:w="100"/>
+              <w:bottom w:type="dxa" w:w="60"/>
+              <w:right w:type="dxa" w:w="100"/>
+            </w:tcMar>
+          </w:tcPr>
+          <w:p>
+            <w:r>
+              <w:rPr>
+                <w:rFonts w:ascii="Arial" w:cs="Arial" w:eastAsia="Arial" w:hAnsi="Arial"/>
+                <w:b w:val="false"/>
+                <w:bCs w:val="false"/>
+                <w:i w:val="false"/>
+                <w:iCs w:val="false"/>
+                <w:sz w:val="20"/>
+                <w:szCs w:val="20"/>
+              </w:rPr>
+              <w:t xml:space="preserve">04-13-26</w:t>
+            </w:r>
+          </w:p>
+        </w:tc>
+        <w:tc>
+          <w:tcPr>
+            <w:tcW w:type="dxa" w:w="6160"/>
+            <w:tcBorders>
+              <w:top w:val="single" w:color="AAAAAA" w:sz="1"/>
+              <w:left w:val="single" w:color="AAAAAA" w:sz="1"/>
+              <w:bottom w:val="single" w:color="AAAAAA" w:sz="1"/>
+              <w:right w:val="single" w:color="AAAAAA" w:sz="1"/>
+            </w:tcBorders>
+            <w:tcMar>
+              <w:top w:type="dxa" w:w="60"/>
+              <w:left w:type="dxa" w:w="100"/>
+              <w:bottom w:type="dxa" w:w="60"/>
+              <w:right w:type="dxa" w:w="100"/>
+            </w:tcMar>
+          </w:tcPr>
+          <w:p>
+            <w:r>
+              <w:rPr>
+                <w:rFonts w:ascii="Arial" w:cs="Arial" w:eastAsia="Arial" w:hAnsi="Arial"/>
+                <w:b w:val="false"/>
+                <w:bCs w:val="false"/>
+                <w:i w:val="false"/>
+                <w:iCs w:val="false"/>
+                <w:sz w:val="20"/>
+                <w:szCs w:val="20"/>
+              </w:rPr>
+              <w:t xml:space="preserve">Initial Event Entity PRD.</w:t>
             </w:r>
           </w:p>
         </w:tc>

--- a/PRDs/entities/Event-Entity-PRD.docx
+++ b/PRDs/entities/Event-Entity-PRD.docx
@@ -309,7 +309,7 @@
                 <w:sz w:val="20"/>
                 <w:szCs w:val="20"/>
               </w:rPr>
-              <w:t xml:space="preserve">1.2</w:t>
+              <w:t xml:space="preserve">1.3</w:t>
             </w:r>
           </w:p>
         </w:tc>
@@ -439,7 +439,7 @@
                 <w:sz w:val="20"/>
                 <w:szCs w:val="20"/>
               </w:rPr>
-              <w:t xml:space="preserve">05-29-26 14:00</w:t>
+              <w:t xml:space="preserve">05-29-26 16:30</w:t>
             </w:r>
           </w:p>
         </w:tc>
@@ -3307,7 +3307,7 @@
                 <w:sz w:val="20"/>
                 <w:szCs w:val="20"/>
               </w:rPr>
-              <w:t xml:space="preserve">The event delivery format. Required at Draft creation. Drives dynamic logic visibility on location, virtualMeetingUrl, and recordingUrl. Hybrid is a permitted value but aspirational in v1.0. </w:t>
+              <w:t xml:space="preserve">The event delivery format. Required at Draft creation. Drives dynamic logic visibility on location and virtualMeetingUrl. Hybrid is a permitted value but aspirational in v1.0. </w:t>
             </w:r>
             <w:r>
               <w:rPr>
@@ -5284,7 +5284,7 @@
                 <w:sz w:val="20"/>
                 <w:szCs w:val="20"/>
               </w:rPr>
-              <w:t xml:space="preserve">Optional link to an externally hosted event recording. Visible via dynamic logic when format is Virtual or Hybrid. Recording and publishing are out of scope; the field is a reference only. </w:t>
+              <w:t xml:space="preserve">Raw-source reference to the unedited recording of the event in the system that captured it. When the virtual meeting platform integration is enabled and a recording becomes available after the event, the integration populates this field automatically. When there is no automated connection to a recording system — for example, an in-person event recorded on separate equipment, or a virtual event on a platform without integration — the administrator enters the link manually. The field is editable in all cases: automatic population fills it when a recording is detected and the field is empty, and a value the administrator has entered or edited is preserved rather than overwritten. Its purpose is to be the administrator’s entry point for turning a recording into a published resource: the administrator follows this link to reach the raw recording, then downloads, edits, and re-hosts the finished version in a reliable location. This field is a back-office reference only. It is not the public, published recording link and never appears on the public Resources page; the edited, publicly accessible copy lives on a separate Resource record that links back to this Event (see the Resource entity). Visible for all event formats, since a recording may exist for any event. </w:t>
             </w:r>
             <w:r>
               <w:rPr>
@@ -8245,6 +8245,637 @@
     </w:p>
     <w:p>
       <w:pPr>
+        <w:pStyle w:val="Heading2"/>
+      </w:pPr>
+      <w:r>
+        <w:rPr>
+          <w:rFonts w:ascii="Arial" w:cs="Arial" w:eastAsia="Arial" w:hAnsi="Arial"/>
+        </w:rPr>
+        <w:t xml:space="preserve">3.6 Publishing Fields</w:t>
+      </w:r>
+    </w:p>
+    <w:p>
+      <w:r>
+        <w:rPr>
+          <w:rFonts w:ascii="Arial" w:cs="Arial" w:eastAsia="Arial" w:hAnsi="Arial"/>
+          <w:sz w:val="20"/>
+          <w:szCs w:val="20"/>
+        </w:rPr>
+        <w:t xml:space="preserve">The following fields control whether the event appears on the public list of available events. Publishing to the list is a deliberate, reversible administrator action that is independent of the event’s status and of whether registration is open. The publishing workflow is defined in CR-EVENTS-MANAGE.</w:t>
+      </w:r>
+    </w:p>
+    <w:tbl>
+      <w:tblPr>
+        <w:tblW w:type="dxa" w:w="9360"/>
+        <w:tblBorders>
+          <w:top w:val="single" w:color="AAAAAA" w:sz="1"/>
+          <w:left w:val="single" w:color="AAAAAA" w:sz="1"/>
+          <w:bottom w:val="single" w:color="AAAAAA" w:sz="1"/>
+          <w:right w:val="single" w:color="AAAAAA" w:sz="1"/>
+          <w:insideH w:val="single" w:color="AAAAAA" w:sz="1"/>
+          <w:insideV w:val="single" w:color="AAAAAA" w:sz="1"/>
+        </w:tblBorders>
+      </w:tblPr>
+      <w:tblGrid>
+        <w:gridCol w:w="1500"/>
+        <w:gridCol w:w="900"/>
+        <w:gridCol w:w="650"/>
+        <w:gridCol w:w="900"/>
+        <w:gridCol w:w="2550"/>
+        <w:gridCol w:w="2860"/>
+      </w:tblGrid>
+      <w:tr>
+        <w:tc>
+          <w:tcPr>
+            <w:tcW w:type="dxa" w:w="1500"/>
+            <w:tcBorders>
+              <w:top w:val="single" w:color="AAAAAA" w:sz="1"/>
+              <w:left w:val="single" w:color="AAAAAA" w:sz="1"/>
+              <w:bottom w:val="single" w:color="AAAAAA" w:sz="1"/>
+              <w:right w:val="single" w:color="AAAAAA" w:sz="1"/>
+            </w:tcBorders>
+            <w:shd w:fill="1F3864" w:val="clear"/>
+            <w:tcMar>
+              <w:top w:type="dxa" w:w="60"/>
+              <w:left w:type="dxa" w:w="100"/>
+              <w:bottom w:type="dxa" w:w="60"/>
+              <w:right w:type="dxa" w:w="100"/>
+            </w:tcMar>
+          </w:tcPr>
+          <w:p>
+            <w:r>
+              <w:rPr>
+                <w:rFonts w:ascii="Arial" w:cs="Arial" w:eastAsia="Arial" w:hAnsi="Arial"/>
+                <w:b/>
+                <w:bCs/>
+                <w:i w:val="false"/>
+                <w:iCs w:val="false"/>
+                <w:color w:val="FFFFFF"/>
+                <w:sz w:val="20"/>
+                <w:szCs w:val="20"/>
+              </w:rPr>
+              <w:t xml:space="preserve">Field Name</w:t>
+            </w:r>
+          </w:p>
+        </w:tc>
+        <w:tc>
+          <w:tcPr>
+            <w:tcW w:type="dxa" w:w="900"/>
+            <w:tcBorders>
+              <w:top w:val="single" w:color="AAAAAA" w:sz="1"/>
+              <w:left w:val="single" w:color="AAAAAA" w:sz="1"/>
+              <w:bottom w:val="single" w:color="AAAAAA" w:sz="1"/>
+              <w:right w:val="single" w:color="AAAAAA" w:sz="1"/>
+            </w:tcBorders>
+            <w:shd w:fill="1F3864" w:val="clear"/>
+            <w:tcMar>
+              <w:top w:type="dxa" w:w="60"/>
+              <w:left w:type="dxa" w:w="100"/>
+              <w:bottom w:type="dxa" w:w="60"/>
+              <w:right w:type="dxa" w:w="100"/>
+            </w:tcMar>
+          </w:tcPr>
+          <w:p>
+            <w:r>
+              <w:rPr>
+                <w:rFonts w:ascii="Arial" w:cs="Arial" w:eastAsia="Arial" w:hAnsi="Arial"/>
+                <w:b/>
+                <w:bCs/>
+                <w:i w:val="false"/>
+                <w:iCs w:val="false"/>
+                <w:color w:val="FFFFFF"/>
+                <w:sz w:val="20"/>
+                <w:szCs w:val="20"/>
+              </w:rPr>
+              <w:t xml:space="preserve">Type</w:t>
+            </w:r>
+          </w:p>
+        </w:tc>
+        <w:tc>
+          <w:tcPr>
+            <w:tcW w:type="dxa" w:w="650"/>
+            <w:tcBorders>
+              <w:top w:val="single" w:color="AAAAAA" w:sz="1"/>
+              <w:left w:val="single" w:color="AAAAAA" w:sz="1"/>
+              <w:bottom w:val="single" w:color="AAAAAA" w:sz="1"/>
+              <w:right w:val="single" w:color="AAAAAA" w:sz="1"/>
+            </w:tcBorders>
+            <w:shd w:fill="1F3864" w:val="clear"/>
+            <w:tcMar>
+              <w:top w:type="dxa" w:w="60"/>
+              <w:left w:type="dxa" w:w="100"/>
+              <w:bottom w:type="dxa" w:w="60"/>
+              <w:right w:type="dxa" w:w="100"/>
+            </w:tcMar>
+          </w:tcPr>
+          <w:p>
+            <w:r>
+              <w:rPr>
+                <w:rFonts w:ascii="Arial" w:cs="Arial" w:eastAsia="Arial" w:hAnsi="Arial"/>
+                <w:b/>
+                <w:bCs/>
+                <w:i w:val="false"/>
+                <w:iCs w:val="false"/>
+                <w:color w:val="FFFFFF"/>
+                <w:sz w:val="20"/>
+                <w:szCs w:val="20"/>
+              </w:rPr>
+              <w:t xml:space="preserve">Req</w:t>
+            </w:r>
+          </w:p>
+        </w:tc>
+        <w:tc>
+          <w:tcPr>
+            <w:tcW w:type="dxa" w:w="900"/>
+            <w:tcBorders>
+              <w:top w:val="single" w:color="AAAAAA" w:sz="1"/>
+              <w:left w:val="single" w:color="AAAAAA" w:sz="1"/>
+              <w:bottom w:val="single" w:color="AAAAAA" w:sz="1"/>
+              <w:right w:val="single" w:color="AAAAAA" w:sz="1"/>
+            </w:tcBorders>
+            <w:shd w:fill="1F3864" w:val="clear"/>
+            <w:tcMar>
+              <w:top w:type="dxa" w:w="60"/>
+              <w:left w:type="dxa" w:w="100"/>
+              <w:bottom w:type="dxa" w:w="60"/>
+              <w:right w:type="dxa" w:w="100"/>
+            </w:tcMar>
+          </w:tcPr>
+          <w:p>
+            <w:r>
+              <w:rPr>
+                <w:rFonts w:ascii="Arial" w:cs="Arial" w:eastAsia="Arial" w:hAnsi="Arial"/>
+                <w:b/>
+                <w:bCs/>
+                <w:i w:val="false"/>
+                <w:iCs w:val="false"/>
+                <w:color w:val="FFFFFF"/>
+                <w:sz w:val="20"/>
+                <w:szCs w:val="20"/>
+              </w:rPr>
+              <w:t xml:space="preserve">Default</w:t>
+            </w:r>
+          </w:p>
+        </w:tc>
+        <w:tc>
+          <w:tcPr>
+            <w:tcW w:type="dxa" w:w="2550"/>
+            <w:tcBorders>
+              <w:top w:val="single" w:color="AAAAAA" w:sz="1"/>
+              <w:left w:val="single" w:color="AAAAAA" w:sz="1"/>
+              <w:bottom w:val="single" w:color="AAAAAA" w:sz="1"/>
+              <w:right w:val="single" w:color="AAAAAA" w:sz="1"/>
+            </w:tcBorders>
+            <w:shd w:fill="1F3864" w:val="clear"/>
+            <w:tcMar>
+              <w:top w:type="dxa" w:w="60"/>
+              <w:left w:type="dxa" w:w="100"/>
+              <w:bottom w:type="dxa" w:w="60"/>
+              <w:right w:type="dxa" w:w="100"/>
+            </w:tcMar>
+          </w:tcPr>
+          <w:p>
+            <w:r>
+              <w:rPr>
+                <w:rFonts w:ascii="Arial" w:cs="Arial" w:eastAsia="Arial" w:hAnsi="Arial"/>
+                <w:b/>
+                <w:bCs/>
+                <w:i w:val="false"/>
+                <w:iCs w:val="false"/>
+                <w:color w:val="FFFFFF"/>
+                <w:sz w:val="20"/>
+                <w:szCs w:val="20"/>
+              </w:rPr>
+              <w:t xml:space="preserve">Identifier</w:t>
+            </w:r>
+          </w:p>
+        </w:tc>
+        <w:tc>
+          <w:tcPr>
+            <w:tcW w:type="dxa" w:w="2860"/>
+            <w:tcBorders>
+              <w:top w:val="single" w:color="AAAAAA" w:sz="1"/>
+              <w:left w:val="single" w:color="AAAAAA" w:sz="1"/>
+              <w:bottom w:val="single" w:color="AAAAAA" w:sz="1"/>
+              <w:right w:val="single" w:color="AAAAAA" w:sz="1"/>
+            </w:tcBorders>
+            <w:shd w:fill="1F3864" w:val="clear"/>
+            <w:tcMar>
+              <w:top w:type="dxa" w:w="60"/>
+              <w:left w:type="dxa" w:w="100"/>
+              <w:bottom w:type="dxa" w:w="60"/>
+              <w:right w:type="dxa" w:w="100"/>
+            </w:tcMar>
+          </w:tcPr>
+          <w:p>
+            <w:r>
+              <w:rPr>
+                <w:rFonts w:ascii="Arial" w:cs="Arial" w:eastAsia="Arial" w:hAnsi="Arial"/>
+                <w:b/>
+                <w:bCs/>
+                <w:i w:val="false"/>
+                <w:iCs w:val="false"/>
+                <w:color w:val="FFFFFF"/>
+                <w:sz w:val="20"/>
+                <w:szCs w:val="20"/>
+              </w:rPr>
+              <w:t xml:space="preserve">Description</w:t>
+            </w:r>
+          </w:p>
+        </w:tc>
+      </w:tr>
+      <w:tr>
+        <w:tc>
+          <w:tcPr>
+            <w:tcW w:type="dxa" w:w="1500"/>
+            <w:tcBorders>
+              <w:top w:val="single" w:color="AAAAAA" w:sz="1"/>
+              <w:left w:val="single" w:color="AAAAAA" w:sz="1"/>
+              <w:bottom w:val="single" w:color="AAAAAA" w:sz="1"/>
+              <w:right w:val="single" w:color="AAAAAA" w:sz="1"/>
+            </w:tcBorders>
+            <w:shd w:fill="F2F7FB" w:val="clear"/>
+            <w:tcMar>
+              <w:top w:type="dxa" w:w="60"/>
+              <w:left w:type="dxa" w:w="100"/>
+              <w:bottom w:type="dxa" w:w="60"/>
+              <w:right w:type="dxa" w:w="100"/>
+            </w:tcMar>
+          </w:tcPr>
+          <w:p>
+            <w:r>
+              <w:rPr>
+                <w:rFonts w:ascii="Arial" w:cs="Arial" w:eastAsia="Arial" w:hAnsi="Arial"/>
+                <w:b/>
+                <w:bCs/>
+                <w:i w:val="false"/>
+                <w:iCs w:val="false"/>
+                <w:sz w:val="20"/>
+                <w:szCs w:val="20"/>
+              </w:rPr>
+              <w:t xml:space="preserve">listedPublicly</w:t>
+            </w:r>
+          </w:p>
+        </w:tc>
+        <w:tc>
+          <w:tcPr>
+            <w:tcW w:type="dxa" w:w="900"/>
+            <w:tcBorders>
+              <w:top w:val="single" w:color="AAAAAA" w:sz="1"/>
+              <w:left w:val="single" w:color="AAAAAA" w:sz="1"/>
+              <w:bottom w:val="single" w:color="AAAAAA" w:sz="1"/>
+              <w:right w:val="single" w:color="AAAAAA" w:sz="1"/>
+            </w:tcBorders>
+            <w:shd w:fill="F2F7FB" w:val="clear"/>
+            <w:tcMar>
+              <w:top w:type="dxa" w:w="60"/>
+              <w:left w:type="dxa" w:w="100"/>
+              <w:bottom w:type="dxa" w:w="60"/>
+              <w:right w:type="dxa" w:w="100"/>
+            </w:tcMar>
+          </w:tcPr>
+          <w:p>
+            <w:r>
+              <w:rPr>
+                <w:rFonts w:ascii="Arial" w:cs="Arial" w:eastAsia="Arial" w:hAnsi="Arial"/>
+                <w:b w:val="false"/>
+                <w:bCs w:val="false"/>
+                <w:i w:val="false"/>
+                <w:iCs w:val="false"/>
+                <w:sz w:val="20"/>
+                <w:szCs w:val="20"/>
+              </w:rPr>
+              <w:t xml:space="preserve">boolean</w:t>
+            </w:r>
+          </w:p>
+        </w:tc>
+        <w:tc>
+          <w:tcPr>
+            <w:tcW w:type="dxa" w:w="650"/>
+            <w:tcBorders>
+              <w:top w:val="single" w:color="AAAAAA" w:sz="1"/>
+              <w:left w:val="single" w:color="AAAAAA" w:sz="1"/>
+              <w:bottom w:val="single" w:color="AAAAAA" w:sz="1"/>
+              <w:right w:val="single" w:color="AAAAAA" w:sz="1"/>
+            </w:tcBorders>
+            <w:shd w:fill="F2F7FB" w:val="clear"/>
+            <w:tcMar>
+              <w:top w:type="dxa" w:w="60"/>
+              <w:left w:type="dxa" w:w="100"/>
+              <w:bottom w:type="dxa" w:w="60"/>
+              <w:right w:type="dxa" w:w="100"/>
+            </w:tcMar>
+          </w:tcPr>
+          <w:p>
+            <w:r>
+              <w:rPr>
+                <w:rFonts w:ascii="Arial" w:cs="Arial" w:eastAsia="Arial" w:hAnsi="Arial"/>
+                <w:b w:val="false"/>
+                <w:bCs w:val="false"/>
+                <w:i w:val="false"/>
+                <w:iCs w:val="false"/>
+                <w:sz w:val="20"/>
+                <w:szCs w:val="20"/>
+              </w:rPr>
+              <w:t xml:space="preserve">No</w:t>
+            </w:r>
+          </w:p>
+        </w:tc>
+        <w:tc>
+          <w:tcPr>
+            <w:tcW w:type="dxa" w:w="900"/>
+            <w:tcBorders>
+              <w:top w:val="single" w:color="AAAAAA" w:sz="1"/>
+              <w:left w:val="single" w:color="AAAAAA" w:sz="1"/>
+              <w:bottom w:val="single" w:color="AAAAAA" w:sz="1"/>
+              <w:right w:val="single" w:color="AAAAAA" w:sz="1"/>
+            </w:tcBorders>
+            <w:shd w:fill="F2F7FB" w:val="clear"/>
+            <w:tcMar>
+              <w:top w:type="dxa" w:w="60"/>
+              <w:left w:type="dxa" w:w="100"/>
+              <w:bottom w:type="dxa" w:w="60"/>
+              <w:right w:type="dxa" w:w="100"/>
+            </w:tcMar>
+          </w:tcPr>
+          <w:p>
+            <w:r>
+              <w:rPr>
+                <w:rFonts w:ascii="Arial" w:cs="Arial" w:eastAsia="Arial" w:hAnsi="Arial"/>
+                <w:b w:val="false"/>
+                <w:bCs w:val="false"/>
+                <w:i w:val="false"/>
+                <w:iCs w:val="false"/>
+                <w:sz w:val="20"/>
+                <w:szCs w:val="20"/>
+              </w:rPr>
+              <w:t xml:space="preserve">false</w:t>
+            </w:r>
+          </w:p>
+        </w:tc>
+        <w:tc>
+          <w:tcPr>
+            <w:tcW w:type="dxa" w:w="2550"/>
+            <w:tcBorders>
+              <w:top w:val="single" w:color="AAAAAA" w:sz="1"/>
+              <w:left w:val="single" w:color="AAAAAA" w:sz="1"/>
+              <w:bottom w:val="single" w:color="AAAAAA" w:sz="1"/>
+              <w:right w:val="single" w:color="AAAAAA" w:sz="1"/>
+            </w:tcBorders>
+            <w:shd w:fill="F2F7FB" w:val="clear"/>
+            <w:tcMar>
+              <w:top w:type="dxa" w:w="60"/>
+              <w:left w:type="dxa" w:w="100"/>
+              <w:bottom w:type="dxa" w:w="60"/>
+              <w:right w:type="dxa" w:w="100"/>
+            </w:tcMar>
+          </w:tcPr>
+          <w:p>
+            <w:r>
+              <w:rPr>
+                <w:rFonts w:ascii="Arial" w:cs="Arial" w:eastAsia="Arial" w:hAnsi="Arial"/>
+                <w:b w:val="false"/>
+                <w:bCs w:val="false"/>
+                <w:i w:val="false"/>
+                <w:iCs w:val="false"/>
+                <w:sz w:val="20"/>
+                <w:szCs w:val="20"/>
+              </w:rPr>
+              <w:t xml:space="preserve">CR-EVENTS-MANAGE-DAT-054</w:t>
+            </w:r>
+          </w:p>
+        </w:tc>
+        <w:tc>
+          <w:tcPr>
+            <w:tcW w:type="dxa" w:w="2860"/>
+            <w:tcBorders>
+              <w:top w:val="single" w:color="AAAAAA" w:sz="1"/>
+              <w:left w:val="single" w:color="AAAAAA" w:sz="1"/>
+              <w:bottom w:val="single" w:color="AAAAAA" w:sz="1"/>
+              <w:right w:val="single" w:color="AAAAAA" w:sz="1"/>
+            </w:tcBorders>
+            <w:shd w:fill="F2F7FB" w:val="clear"/>
+            <w:tcMar>
+              <w:top w:type="dxa" w:w="60"/>
+              <w:left w:type="dxa" w:w="100"/>
+              <w:bottom w:type="dxa" w:w="60"/>
+              <w:right w:type="dxa" w:w="100"/>
+            </w:tcMar>
+          </w:tcPr>
+          <w:p>
+            <w:r>
+              <w:rPr>
+                <w:rFonts w:ascii="Arial" w:cs="Arial" w:eastAsia="Arial" w:hAnsi="Arial"/>
+                <w:b w:val="false"/>
+                <w:bCs w:val="false"/>
+                <w:i w:val="false"/>
+                <w:iCs w:val="false"/>
+                <w:sz w:val="20"/>
+                <w:szCs w:val="20"/>
+              </w:rPr>
+              <w:t xml:space="preserve">Whether the event is currently shown on the public list of available events. Set true by the explicit publish-to-the-list action and false by unlisting; both directions are reversible. Editable only while the event is Scheduled. The system clears it automatically when the event moves to Cancelled or Postponed. Independent of whether registration is open.</w:t>
+            </w:r>
+          </w:p>
+        </w:tc>
+      </w:tr>
+      <w:tr>
+        <w:tc>
+          <w:tcPr>
+            <w:tcW w:type="dxa" w:w="1500"/>
+            <w:tcBorders>
+              <w:top w:val="single" w:color="AAAAAA" w:sz="1"/>
+              <w:left w:val="single" w:color="AAAAAA" w:sz="1"/>
+              <w:bottom w:val="single" w:color="AAAAAA" w:sz="1"/>
+              <w:right w:val="single" w:color="AAAAAA" w:sz="1"/>
+            </w:tcBorders>
+            <w:shd w:fill="F2F7FB" w:val="clear"/>
+            <w:tcMar>
+              <w:top w:type="dxa" w:w="60"/>
+              <w:left w:type="dxa" w:w="100"/>
+              <w:bottom w:type="dxa" w:w="60"/>
+              <w:right w:type="dxa" w:w="100"/>
+            </w:tcMar>
+          </w:tcPr>
+          <w:p>
+            <w:r>
+              <w:rPr>
+                <w:rFonts w:ascii="Arial" w:cs="Arial" w:eastAsia="Arial" w:hAnsi="Arial"/>
+                <w:b/>
+                <w:bCs/>
+                <w:i w:val="false"/>
+                <w:iCs w:val="false"/>
+                <w:sz w:val="20"/>
+                <w:szCs w:val="20"/>
+              </w:rPr>
+              <w:t xml:space="preserve">publishedAt</w:t>
+            </w:r>
+          </w:p>
+        </w:tc>
+        <w:tc>
+          <w:tcPr>
+            <w:tcW w:type="dxa" w:w="900"/>
+            <w:tcBorders>
+              <w:top w:val="single" w:color="AAAAAA" w:sz="1"/>
+              <w:left w:val="single" w:color="AAAAAA" w:sz="1"/>
+              <w:bottom w:val="single" w:color="AAAAAA" w:sz="1"/>
+              <w:right w:val="single" w:color="AAAAAA" w:sz="1"/>
+            </w:tcBorders>
+            <w:shd w:fill="F2F7FB" w:val="clear"/>
+            <w:tcMar>
+              <w:top w:type="dxa" w:w="60"/>
+              <w:left w:type="dxa" w:w="100"/>
+              <w:bottom w:type="dxa" w:w="60"/>
+              <w:right w:type="dxa" w:w="100"/>
+            </w:tcMar>
+          </w:tcPr>
+          <w:p>
+            <w:r>
+              <w:rPr>
+                <w:rFonts w:ascii="Arial" w:cs="Arial" w:eastAsia="Arial" w:hAnsi="Arial"/>
+                <w:b w:val="false"/>
+                <w:bCs w:val="false"/>
+                <w:i w:val="false"/>
+                <w:iCs w:val="false"/>
+                <w:sz w:val="20"/>
+                <w:szCs w:val="20"/>
+              </w:rPr>
+              <w:t xml:space="preserve">datetime</w:t>
+            </w:r>
+          </w:p>
+        </w:tc>
+        <w:tc>
+          <w:tcPr>
+            <w:tcW w:type="dxa" w:w="650"/>
+            <w:tcBorders>
+              <w:top w:val="single" w:color="AAAAAA" w:sz="1"/>
+              <w:left w:val="single" w:color="AAAAAA" w:sz="1"/>
+              <w:bottom w:val="single" w:color="AAAAAA" w:sz="1"/>
+              <w:right w:val="single" w:color="AAAAAA" w:sz="1"/>
+            </w:tcBorders>
+            <w:shd w:fill="F2F7FB" w:val="clear"/>
+            <w:tcMar>
+              <w:top w:type="dxa" w:w="60"/>
+              <w:left w:type="dxa" w:w="100"/>
+              <w:bottom w:type="dxa" w:w="60"/>
+              <w:right w:type="dxa" w:w="100"/>
+            </w:tcMar>
+          </w:tcPr>
+          <w:p>
+            <w:r>
+              <w:rPr>
+                <w:rFonts w:ascii="Arial" w:cs="Arial" w:eastAsia="Arial" w:hAnsi="Arial"/>
+                <w:b w:val="false"/>
+                <w:bCs w:val="false"/>
+                <w:i w:val="false"/>
+                <w:iCs w:val="false"/>
+                <w:sz w:val="20"/>
+                <w:szCs w:val="20"/>
+              </w:rPr>
+              <w:t xml:space="preserve">No</w:t>
+            </w:r>
+          </w:p>
+        </w:tc>
+        <w:tc>
+          <w:tcPr>
+            <w:tcW w:type="dxa" w:w="900"/>
+            <w:tcBorders>
+              <w:top w:val="single" w:color="AAAAAA" w:sz="1"/>
+              <w:left w:val="single" w:color="AAAAAA" w:sz="1"/>
+              <w:bottom w:val="single" w:color="AAAAAA" w:sz="1"/>
+              <w:right w:val="single" w:color="AAAAAA" w:sz="1"/>
+            </w:tcBorders>
+            <w:shd w:fill="F2F7FB" w:val="clear"/>
+            <w:tcMar>
+              <w:top w:type="dxa" w:w="60"/>
+              <w:left w:type="dxa" w:w="100"/>
+              <w:bottom w:type="dxa" w:w="60"/>
+              <w:right w:type="dxa" w:w="100"/>
+            </w:tcMar>
+          </w:tcPr>
+          <w:p>
+            <w:r>
+              <w:rPr>
+                <w:rFonts w:ascii="Arial" w:cs="Arial" w:eastAsia="Arial" w:hAnsi="Arial"/>
+                <w:b w:val="false"/>
+                <w:bCs w:val="false"/>
+                <w:i w:val="false"/>
+                <w:iCs w:val="false"/>
+                <w:sz w:val="20"/>
+                <w:szCs w:val="20"/>
+              </w:rPr>
+              <w:t xml:space="preserve">—</w:t>
+            </w:r>
+          </w:p>
+        </w:tc>
+        <w:tc>
+          <w:tcPr>
+            <w:tcW w:type="dxa" w:w="2550"/>
+            <w:tcBorders>
+              <w:top w:val="single" w:color="AAAAAA" w:sz="1"/>
+              <w:left w:val="single" w:color="AAAAAA" w:sz="1"/>
+              <w:bottom w:val="single" w:color="AAAAAA" w:sz="1"/>
+              <w:right w:val="single" w:color="AAAAAA" w:sz="1"/>
+            </w:tcBorders>
+            <w:shd w:fill="F2F7FB" w:val="clear"/>
+            <w:tcMar>
+              <w:top w:type="dxa" w:w="60"/>
+              <w:left w:type="dxa" w:w="100"/>
+              <w:bottom w:type="dxa" w:w="60"/>
+              <w:right w:type="dxa" w:w="100"/>
+            </w:tcMar>
+          </w:tcPr>
+          <w:p>
+            <w:r>
+              <w:rPr>
+                <w:rFonts w:ascii="Arial" w:cs="Arial" w:eastAsia="Arial" w:hAnsi="Arial"/>
+                <w:b w:val="false"/>
+                <w:bCs w:val="false"/>
+                <w:i w:val="false"/>
+                <w:iCs w:val="false"/>
+                <w:sz w:val="20"/>
+                <w:szCs w:val="20"/>
+              </w:rPr>
+              <w:t xml:space="preserve">CR-EVENTS-MANAGE-DAT-055</w:t>
+            </w:r>
+          </w:p>
+        </w:tc>
+        <w:tc>
+          <w:tcPr>
+            <w:tcW w:type="dxa" w:w="2860"/>
+            <w:tcBorders>
+              <w:top w:val="single" w:color="AAAAAA" w:sz="1"/>
+              <w:left w:val="single" w:color="AAAAAA" w:sz="1"/>
+              <w:bottom w:val="single" w:color="AAAAAA" w:sz="1"/>
+              <w:right w:val="single" w:color="AAAAAA" w:sz="1"/>
+            </w:tcBorders>
+            <w:shd w:fill="F2F7FB" w:val="clear"/>
+            <w:tcMar>
+              <w:top w:type="dxa" w:w="60"/>
+              <w:left w:type="dxa" w:w="100"/>
+              <w:bottom w:type="dxa" w:w="60"/>
+              <w:right w:type="dxa" w:w="100"/>
+            </w:tcMar>
+          </w:tcPr>
+          <w:p>
+            <w:r>
+              <w:rPr>
+                <w:rFonts w:ascii="Arial" w:cs="Arial" w:eastAsia="Arial" w:hAnsi="Arial"/>
+                <w:b w:val="false"/>
+                <w:bCs w:val="false"/>
+                <w:i w:val="false"/>
+                <w:iCs w:val="false"/>
+                <w:sz w:val="20"/>
+                <w:szCs w:val="20"/>
+              </w:rPr>
+              <w:t xml:space="preserve">Timestamp set automatically the first time the event is listed publicly. Read-only and system-maintained. Retained if the event is later unlisted, so it records the first-publication time rather than current listing state.</w:t>
+            </w:r>
+          </w:p>
+        </w:tc>
+      </w:tr>
+    </w:tbl>
+    <w:p/>
+    <w:p>
+      <w:pPr>
         <w:pStyle w:val="Heading1"/>
         <w:spacing w:after="120" w:before="360"/>
       </w:pPr>
@@ -11546,6 +12177,138 @@
           </w:p>
         </w:tc>
       </w:tr>
+      <w:tr>
+        <w:tc>
+          <w:tcPr>
+            <w:tcW w:type="dxa" w:w="1500"/>
+            <w:tcBorders>
+              <w:top w:val="single" w:color="AAAAAA" w:sz="1"/>
+              <w:left w:val="single" w:color="AAAAAA" w:sz="1"/>
+              <w:bottom w:val="single" w:color="AAAAAA" w:sz="1"/>
+              <w:right w:val="single" w:color="AAAAAA" w:sz="1"/>
+            </w:tcBorders>
+            <w:shd w:fill="F2F7FB" w:val="clear"/>
+            <w:tcMar>
+              <w:top w:type="dxa" w:w="60"/>
+              <w:left w:type="dxa" w:w="100"/>
+              <w:bottom w:type="dxa" w:w="60"/>
+              <w:right w:type="dxa" w:w="100"/>
+            </w:tcMar>
+          </w:tcPr>
+          <w:p>
+            <w:r>
+              <w:rPr>
+                <w:rFonts w:ascii="Arial" w:cs="Arial" w:eastAsia="Arial" w:hAnsi="Arial"/>
+                <w:b/>
+                <w:bCs/>
+                <w:i w:val="false"/>
+                <w:iCs w:val="false"/>
+                <w:sz w:val="20"/>
+                <w:szCs w:val="20"/>
+              </w:rPr>
+              <w:t xml:space="preserve">EVT-DEC-013</w:t>
+            </w:r>
+          </w:p>
+        </w:tc>
+        <w:tc>
+          <w:tcPr>
+            <w:tcW w:type="dxa" w:w="7860"/>
+            <w:tcBorders>
+              <w:top w:val="single" w:color="AAAAAA" w:sz="1"/>
+              <w:left w:val="single" w:color="AAAAAA" w:sz="1"/>
+              <w:bottom w:val="single" w:color="AAAAAA" w:sz="1"/>
+              <w:right w:val="single" w:color="AAAAAA" w:sz="1"/>
+            </w:tcBorders>
+            <w:shd w:fill="F2F7FB" w:val="clear"/>
+            <w:tcMar>
+              <w:top w:type="dxa" w:w="60"/>
+              <w:left w:type="dxa" w:w="100"/>
+              <w:bottom w:type="dxa" w:w="60"/>
+              <w:right w:type="dxa" w:w="100"/>
+            </w:tcMar>
+          </w:tcPr>
+          <w:p>
+            <w:r>
+              <w:rPr>
+                <w:rFonts w:ascii="Arial" w:cs="Arial" w:eastAsia="Arial" w:hAnsi="Arial"/>
+                <w:b w:val="false"/>
+                <w:bCs w:val="false"/>
+                <w:i w:val="false"/>
+                <w:iCs w:val="false"/>
+                <w:sz w:val="20"/>
+                <w:szCs w:val="20"/>
+              </w:rPr>
+              <w:t xml:space="preserve">Public listing is governed by a dedicated, reversible flag (listedPublicly) that is separate from the Scheduled status. An event can be Scheduled without being listed, and listing can be withdrawn without changing status; publishedAt records the first-publication time and is system-set. Rationale: listing is an editorial decision distinct from the operational lifecycle, so decoupling them lets an event be prepared and scheduled before it is advertised.</w:t>
+            </w:r>
+          </w:p>
+        </w:tc>
+      </w:tr>
+      <w:tr>
+        <w:tc>
+          <w:tcPr>
+            <w:tcW w:type="dxa" w:w="1500"/>
+            <w:tcBorders>
+              <w:top w:val="single" w:color="AAAAAA" w:sz="1"/>
+              <w:left w:val="single" w:color="AAAAAA" w:sz="1"/>
+              <w:bottom w:val="single" w:color="AAAAAA" w:sz="1"/>
+              <w:right w:val="single" w:color="AAAAAA" w:sz="1"/>
+            </w:tcBorders>
+            <w:shd w:fill="F2F7FB" w:val="clear"/>
+            <w:tcMar>
+              <w:top w:type="dxa" w:w="60"/>
+              <w:left w:type="dxa" w:w="100"/>
+              <w:bottom w:type="dxa" w:w="60"/>
+              <w:right w:type="dxa" w:w="100"/>
+            </w:tcMar>
+          </w:tcPr>
+          <w:p>
+            <w:r>
+              <w:rPr>
+                <w:rFonts w:ascii="Arial" w:cs="Arial" w:eastAsia="Arial" w:hAnsi="Arial"/>
+                <w:b/>
+                <w:bCs/>
+                <w:i w:val="false"/>
+                <w:iCs w:val="false"/>
+                <w:sz w:val="20"/>
+                <w:szCs w:val="20"/>
+              </w:rPr>
+              <w:t xml:space="preserve">EVT-DEC-014</w:t>
+            </w:r>
+          </w:p>
+        </w:tc>
+        <w:tc>
+          <w:tcPr>
+            <w:tcW w:type="dxa" w:w="7860"/>
+            <w:tcBorders>
+              <w:top w:val="single" w:color="AAAAAA" w:sz="1"/>
+              <w:left w:val="single" w:color="AAAAAA" w:sz="1"/>
+              <w:bottom w:val="single" w:color="AAAAAA" w:sz="1"/>
+              <w:right w:val="single" w:color="AAAAAA" w:sz="1"/>
+            </w:tcBorders>
+            <w:shd w:fill="F2F7FB" w:val="clear"/>
+            <w:tcMar>
+              <w:top w:type="dxa" w:w="60"/>
+              <w:left w:type="dxa" w:w="100"/>
+              <w:bottom w:type="dxa" w:w="60"/>
+              <w:right w:type="dxa" w:w="100"/>
+            </w:tcMar>
+          </w:tcPr>
+          <w:p>
+            <w:r>
+              <w:rPr>
+                <w:rFonts w:ascii="Arial" w:cs="Arial" w:eastAsia="Arial" w:hAnsi="Arial"/>
+                <w:b w:val="false"/>
+                <w:bCs w:val="false"/>
+                <w:i w:val="false"/>
+                <w:iCs w:val="false"/>
+                <w:sz w:val="20"/>
+                <w:szCs w:val="20"/>
+              </w:rPr>
+              <w:t xml:space="preserve">An event appears on the public list only when listedPublicly is true, status is Scheduled, and the event has not yet started; the list is ordered soonest-first and an event drops off at its start time. The system unlists an event automatically on transition to Cancelled or Postponed. Rationale: the public list is a forward-looking view of upcoming events; existing registration rules are unchanged and continue to govern whether a listed event can be registered for.</w:t>
+            </w:r>
+          </w:p>
+        </w:tc>
+      </w:tr>
     </w:tbl>
     <w:p>
       <w:pPr>
@@ -11677,6 +12440,104 @@
                 <w:szCs w:val="20"/>
               </w:rPr>
               <w:t xml:space="preserve">Summary of Changes</w:t>
+            </w:r>
+          </w:p>
+        </w:tc>
+      </w:tr>
+      <w:tr>
+        <w:tc>
+          <w:tcPr>
+            <w:tcW w:type="dxa" w:w="1300"/>
+            <w:tcBorders>
+              <w:top w:val="single" w:color="AAAAAA" w:sz="1"/>
+              <w:left w:val="single" w:color="AAAAAA" w:sz="1"/>
+              <w:bottom w:val="single" w:color="AAAAAA" w:sz="1"/>
+              <w:right w:val="single" w:color="AAAAAA" w:sz="1"/>
+            </w:tcBorders>
+            <w:shd w:fill="F2F7FB" w:val="clear"/>
+            <w:tcMar>
+              <w:top w:type="dxa" w:w="60"/>
+              <w:left w:type="dxa" w:w="100"/>
+              <w:bottom w:type="dxa" w:w="60"/>
+              <w:right w:type="dxa" w:w="100"/>
+            </w:tcMar>
+          </w:tcPr>
+          <w:p>
+            <w:r>
+              <w:rPr>
+                <w:rFonts w:ascii="Arial" w:cs="Arial" w:eastAsia="Arial" w:hAnsi="Arial"/>
+                <w:b/>
+                <w:bCs/>
+                <w:i w:val="false"/>
+                <w:iCs w:val="false"/>
+                <w:sz w:val="20"/>
+                <w:szCs w:val="20"/>
+              </w:rPr>
+              <w:t xml:space="preserve">1.3</w:t>
+            </w:r>
+          </w:p>
+        </w:tc>
+        <w:tc>
+          <w:tcPr>
+            <w:tcW w:type="dxa" w:w="1900"/>
+            <w:tcBorders>
+              <w:top w:val="single" w:color="AAAAAA" w:sz="1"/>
+              <w:left w:val="single" w:color="AAAAAA" w:sz="1"/>
+              <w:bottom w:val="single" w:color="AAAAAA" w:sz="1"/>
+              <w:right w:val="single" w:color="AAAAAA" w:sz="1"/>
+            </w:tcBorders>
+            <w:shd w:fill="F2F7FB" w:val="clear"/>
+            <w:tcMar>
+              <w:top w:type="dxa" w:w="60"/>
+              <w:left w:type="dxa" w:w="100"/>
+              <w:bottom w:type="dxa" w:w="60"/>
+              <w:right w:type="dxa" w:w="100"/>
+            </w:tcMar>
+          </w:tcPr>
+          <w:p>
+            <w:r>
+              <w:rPr>
+                <w:rFonts w:ascii="Arial" w:cs="Arial" w:eastAsia="Arial" w:hAnsi="Arial"/>
+                <w:b w:val="false"/>
+                <w:bCs w:val="false"/>
+                <w:i w:val="false"/>
+                <w:iCs w:val="false"/>
+                <w:sz w:val="20"/>
+                <w:szCs w:val="20"/>
+              </w:rPr>
+              <w:t xml:space="preserve">05-29-26 16:30</w:t>
+            </w:r>
+          </w:p>
+        </w:tc>
+        <w:tc>
+          <w:tcPr>
+            <w:tcW w:type="dxa" w:w="6160"/>
+            <w:tcBorders>
+              <w:top w:val="single" w:color="AAAAAA" w:sz="1"/>
+              <w:left w:val="single" w:color="AAAAAA" w:sz="1"/>
+              <w:bottom w:val="single" w:color="AAAAAA" w:sz="1"/>
+              <w:right w:val="single" w:color="AAAAAA" w:sz="1"/>
+            </w:tcBorders>
+            <w:shd w:fill="F2F7FB" w:val="clear"/>
+            <w:tcMar>
+              <w:top w:type="dxa" w:w="60"/>
+              <w:left w:type="dxa" w:w="100"/>
+              <w:bottom w:type="dxa" w:w="60"/>
+              <w:right w:type="dxa" w:w="100"/>
+            </w:tcMar>
+          </w:tcPr>
+          <w:p>
+            <w:r>
+              <w:rPr>
+                <w:rFonts w:ascii="Arial" w:cs="Arial" w:eastAsia="Arial" w:hAnsi="Arial"/>
+                <w:b w:val="false"/>
+                <w:bCs w:val="false"/>
+                <w:i w:val="false"/>
+                <w:iCs w:val="false"/>
+                <w:sz w:val="20"/>
+                <w:szCs w:val="20"/>
+              </w:rPr>
+              <w:t xml:space="preserve">Added public-listing fields listedPublicly (DAT-054) and publishedAt (DAT-055) in new Section 3.6 Publishing Fields, supporting the public events list hosted in the custom web application. Re-defined recordingUrl (DAT-030) as the raw-source reference to the unedited recording — auto-populated by the virtual meeting platform integration when available, manual entry otherwise, editable, visible for all formats — with the edited published copy held on a separate Resource record. Removed recordingUrl from the format field driven-visibility list. Added EVT-DEC-013 and EVT-DEC-014.</w:t>
             </w:r>
           </w:p>
         </w:tc>
